--- a/data/outputs/v2/General_Science/SS3.2_Linear_Motion/General_Science_Linear_Motion_SummaryTable.docx
+++ b/data/outputs/v2/General_Science/SS3.2_Linear_Motion/General_Science_Linear_Motion_SummaryTable.docx
@@ -38,6 +38,177 @@
           <w:szCs w:val="22"/>
         </w:rPr>
         <w:t xml:space="preserve">Sub-Strand 3.2: Linear Motion — Teacher Reference (Pre-filled)</w:t>
+      </w:r>
+    </w:p>
+    <w:p>
+      <w:pPr>
+        <w:spacing w:after="80" w:before="120"/>
+      </w:pPr>
+      <w:r>
+        <w:rPr>
+          <w:rFonts w:ascii="Arial" w:cs="Arial" w:eastAsia="Arial" w:hAnsi="Arial"/>
+          <w:b/>
+          <w:bCs/>
+          <w:color w:val="1F3864"/>
+          <w:sz w:val="20"/>
+          <w:szCs w:val="20"/>
+        </w:rPr>
+        <w:t xml:space="preserve">ATTRIBUTION AND LICENSING</w:t>
+      </w:r>
+    </w:p>
+    <w:p>
+      <w:pPr>
+        <w:spacing w:after="60" w:before="0"/>
+      </w:pPr>
+      <w:r>
+        <w:rPr>
+          <w:rFonts w:ascii="Arial" w:cs="Arial" w:eastAsia="Arial" w:hAnsi="Arial"/>
+          <w:b/>
+          <w:bCs/>
+          <w:sz w:val="17"/>
+          <w:szCs w:val="17"/>
+        </w:rPr>
+        <w:t xml:space="preserve">Curriculum Alignment: </w:t>
+      </w:r>
+      <w:r>
+        <w:rPr>
+          <w:rFonts w:ascii="Arial" w:cs="Arial" w:eastAsia="Arial" w:hAnsi="Arial"/>
+          <w:sz w:val="17"/>
+          <w:szCs w:val="17"/>
+        </w:rPr>
+        <w:t xml:space="preserve">Structured in pedagogical alignment with the competence-based curriculum format and learning outcomes established by the Kenya Institute of Curriculum Development (KICD). This material is independently developed and is not officially endorsed or published by KICD.</w:t>
+      </w:r>
+    </w:p>
+    <w:p>
+      <w:pPr>
+        <w:spacing w:after="60" w:before="0"/>
+      </w:pPr>
+      <w:r>
+        <w:rPr>
+          <w:rFonts w:ascii="Arial" w:cs="Arial" w:eastAsia="Arial" w:hAnsi="Arial"/>
+          <w:b/>
+          <w:bCs/>
+          <w:sz w:val="17"/>
+          <w:szCs w:val="17"/>
+        </w:rPr>
+        <w:t xml:space="preserve">Content &amp; Pedagogy: </w:t>
+      </w:r>
+      <w:r>
+        <w:rPr>
+          <w:rFonts w:ascii="Arial" w:cs="Arial" w:eastAsia="Arial" w:hAnsi="Arial"/>
+          <w:sz w:val="17"/>
+          <w:szCs w:val="17"/>
+        </w:rPr>
+        <w:t xml:space="preserve">Developed and adapted by the educator team at SeaVuria (registered 501(c)(3) in the United States and registered NGO in Kenya, No. 872-850A-BF11), who designed the pedagogical framework, lesson templates and exemplar lessons on which this material is based.</w:t>
+      </w:r>
+    </w:p>
+    <w:p>
+      <w:pPr>
+        <w:spacing w:after="60" w:before="0"/>
+      </w:pPr>
+      <w:r>
+        <w:rPr>
+          <w:rFonts w:ascii="Arial" w:cs="Arial" w:eastAsia="Arial" w:hAnsi="Arial"/>
+          <w:b/>
+          <w:bCs/>
+          <w:sz w:val="17"/>
+          <w:szCs w:val="17"/>
+        </w:rPr>
+        <w:t xml:space="preserve">Production &amp; Layout: </w:t>
+      </w:r>
+      <w:r>
+        <w:rPr>
+          <w:rFonts w:ascii="Arial" w:cs="Arial" w:eastAsia="Arial" w:hAnsi="Arial"/>
+          <w:sz w:val="17"/>
+          <w:szCs w:val="17"/>
+        </w:rPr>
+        <w:t xml:space="preserve">Educational design and curriculum sequencing by SeaVuria. Technical layout, structural formatting, and digital optimization/implementation executed in partnership with ARES Education (registered 501(c)(3) in the United States and Canada (as Afretech Aid) and registered NGO in Kenya), with lesson drafting and compilation assisted by AI (Claude, Anthropic).</w:t>
+      </w:r>
+    </w:p>
+    <w:p>
+      <w:pPr>
+        <w:pBdr>
+          <w:bottom w:val="single" w:color="1F3864" w:sz="6" w:space="6"/>
+        </w:pBdr>
+        <w:spacing w:after="60" w:before="0"/>
+      </w:pPr>
+      <w:r>
+        <w:rPr>
+          <w:rFonts w:ascii="Arial" w:cs="Arial" w:eastAsia="Arial" w:hAnsi="Arial"/>
+          <w:b/>
+          <w:bCs/>
+          <w:sz w:val="17"/>
+          <w:szCs w:val="17"/>
+        </w:rPr>
+        <w:t xml:space="preserve">Licensing &amp; Copyright: </w:t>
+      </w:r>
+      <w:r>
+        <w:rPr>
+          <w:rFonts w:ascii="Arial" w:cs="Arial" w:eastAsia="Arial" w:hAnsi="Arial"/>
+          <w:sz w:val="17"/>
+          <w:szCs w:val="17"/>
+        </w:rPr>
+        <w:t xml:space="preserve">© 2026 SeaVuria and ARES. This work is licensed under a </w:t>
+      </w:r>
+      <w:hyperlink w:history="1" r:id="rIdnwkznskkcs_lfzidcjsxx">
+        <w:r>
+          <w:rPr>
+            <w:rFonts w:ascii="Arial" w:cs="Arial" w:eastAsia="Arial" w:hAnsi="Arial"/>
+            <w:color w:val="1F6B75"/>
+            <w:sz w:val="17"/>
+            <w:szCs w:val="17"/>
+            <w:u w:val="single" w:color="1F6B75"/>
+          </w:rPr>
+          <w:t xml:space="preserve">Creative Commons Attribution-NonCommercial 4.0 International License</w:t>
+        </w:r>
+      </w:hyperlink>
+      <w:r>
+        <w:rPr>
+          <w:rFonts w:ascii="Arial" w:cs="Arial" w:eastAsia="Arial" w:hAnsi="Arial"/>
+          <w:sz w:val="17"/>
+          <w:szCs w:val="17"/>
+        </w:rPr>
+        <w:t xml:space="preserve"> (</w:t>
+      </w:r>
+      <w:hyperlink w:history="1" r:id="rIdj374iuly0iemyko5bptkh">
+        <w:r>
+          <w:rPr>
+            <w:rFonts w:ascii="Arial" w:cs="Arial" w:eastAsia="Arial" w:hAnsi="Arial"/>
+            <w:color w:val="1F6B75"/>
+            <w:sz w:val="17"/>
+            <w:szCs w:val="17"/>
+            <w:u w:val="single" w:color="1F6B75"/>
+          </w:rPr>
+          <w:t xml:space="preserve">CC BY-NC 4.0</w:t>
+        </w:r>
+      </w:hyperlink>
+      <w:r>
+        <w:rPr>
+          <w:rFonts w:ascii="Arial" w:cs="Arial" w:eastAsia="Arial" w:hAnsi="Arial"/>
+          <w:sz w:val="17"/>
+          <w:szCs w:val="17"/>
+        </w:rPr>
+        <w:t xml:space="preserve">). To view a copy of this license, visit </w:t>
+      </w:r>
+      <w:hyperlink w:history="1" r:id="rIdifujbmgdsiq3fria-o_ql">
+        <w:r>
+          <w:rPr>
+            <w:rFonts w:ascii="Arial" w:cs="Arial" w:eastAsia="Arial" w:hAnsi="Arial"/>
+            <w:color w:val="1F6B75"/>
+            <w:sz w:val="17"/>
+            <w:szCs w:val="17"/>
+            <w:u w:val="single" w:color="1F6B75"/>
+          </w:rPr>
+          <w:t xml:space="preserve">https://creativecommons.org/licenses/by-nc/4.0/</w:t>
+        </w:r>
+      </w:hyperlink>
+      <w:r>
+        <w:rPr>
+          <w:rFonts w:ascii="Arial" w:cs="Arial" w:eastAsia="Arial" w:hAnsi="Arial"/>
+          <w:sz w:val="17"/>
+          <w:szCs w:val="17"/>
+        </w:rPr>
+        <w:t xml:space="preserve">. You are free to copy, redistribute, and adapt this material in any medium or format, provided appropriate credit is given and the material is not used for commercial purposes. KICD learning outcomes and curriculum designations reproduced here for alignment purposes remain the property of KICD and are not covered by this license. Linked external resources (e.g. CK-12, Khan Academy, PhET) are subject to their own licenses.</w:t>
       </w:r>
     </w:p>
     <w:p>

--- a/data/outputs/v2/General_Science/SS3.2_Linear_Motion/General_Science_Linear_Motion_SummaryTable.docx
+++ b/data/outputs/v2/General_Science/SS3.2_Linear_Motion/General_Science_Linear_Motion_SummaryTable.docx
@@ -38,177 +38,6 @@
           <w:szCs w:val="22"/>
         </w:rPr>
         <w:t xml:space="preserve">Sub-Strand 3.2: Linear Motion — Teacher Reference (Pre-filled)</w:t>
-      </w:r>
-    </w:p>
-    <w:p>
-      <w:pPr>
-        <w:spacing w:after="80" w:before="120"/>
-      </w:pPr>
-      <w:r>
-        <w:rPr>
-          <w:rFonts w:ascii="Arial" w:cs="Arial" w:eastAsia="Arial" w:hAnsi="Arial"/>
-          <w:b/>
-          <w:bCs/>
-          <w:color w:val="1F3864"/>
-          <w:sz w:val="20"/>
-          <w:szCs w:val="20"/>
-        </w:rPr>
-        <w:t xml:space="preserve">ATTRIBUTION AND LICENSING</w:t>
-      </w:r>
-    </w:p>
-    <w:p>
-      <w:pPr>
-        <w:spacing w:after="60" w:before="0"/>
-      </w:pPr>
-      <w:r>
-        <w:rPr>
-          <w:rFonts w:ascii="Arial" w:cs="Arial" w:eastAsia="Arial" w:hAnsi="Arial"/>
-          <w:b/>
-          <w:bCs/>
-          <w:sz w:val="17"/>
-          <w:szCs w:val="17"/>
-        </w:rPr>
-        <w:t xml:space="preserve">Curriculum Alignment: </w:t>
-      </w:r>
-      <w:r>
-        <w:rPr>
-          <w:rFonts w:ascii="Arial" w:cs="Arial" w:eastAsia="Arial" w:hAnsi="Arial"/>
-          <w:sz w:val="17"/>
-          <w:szCs w:val="17"/>
-        </w:rPr>
-        <w:t xml:space="preserve">Structured in pedagogical alignment with the competence-based curriculum format and learning outcomes established by the Kenya Institute of Curriculum Development (KICD). This material is independently developed and is not officially endorsed or published by KICD.</w:t>
-      </w:r>
-    </w:p>
-    <w:p>
-      <w:pPr>
-        <w:spacing w:after="60" w:before="0"/>
-      </w:pPr>
-      <w:r>
-        <w:rPr>
-          <w:rFonts w:ascii="Arial" w:cs="Arial" w:eastAsia="Arial" w:hAnsi="Arial"/>
-          <w:b/>
-          <w:bCs/>
-          <w:sz w:val="17"/>
-          <w:szCs w:val="17"/>
-        </w:rPr>
-        <w:t xml:space="preserve">Content &amp; Pedagogy: </w:t>
-      </w:r>
-      <w:r>
-        <w:rPr>
-          <w:rFonts w:ascii="Arial" w:cs="Arial" w:eastAsia="Arial" w:hAnsi="Arial"/>
-          <w:sz w:val="17"/>
-          <w:szCs w:val="17"/>
-        </w:rPr>
-        <w:t xml:space="preserve">Developed and adapted by the educator team at SeaVuria (registered 501(c)(3) in the United States and registered NGO in Kenya, No. 872-850A-BF11), who designed the pedagogical framework, lesson templates and exemplar lessons on which this material is based.</w:t>
-      </w:r>
-    </w:p>
-    <w:p>
-      <w:pPr>
-        <w:spacing w:after="60" w:before="0"/>
-      </w:pPr>
-      <w:r>
-        <w:rPr>
-          <w:rFonts w:ascii="Arial" w:cs="Arial" w:eastAsia="Arial" w:hAnsi="Arial"/>
-          <w:b/>
-          <w:bCs/>
-          <w:sz w:val="17"/>
-          <w:szCs w:val="17"/>
-        </w:rPr>
-        <w:t xml:space="preserve">Production &amp; Layout: </w:t>
-      </w:r>
-      <w:r>
-        <w:rPr>
-          <w:rFonts w:ascii="Arial" w:cs="Arial" w:eastAsia="Arial" w:hAnsi="Arial"/>
-          <w:sz w:val="17"/>
-          <w:szCs w:val="17"/>
-        </w:rPr>
-        <w:t xml:space="preserve">Educational design and curriculum sequencing by SeaVuria. Technical layout, structural formatting, and digital optimization/implementation executed in partnership with ARES Education (registered 501(c)(3) in the United States and Canada (as Afretech Aid) and registered NGO in Kenya), with lesson drafting and compilation assisted by AI (Claude, Anthropic).</w:t>
-      </w:r>
-    </w:p>
-    <w:p>
-      <w:pPr>
-        <w:pBdr>
-          <w:bottom w:val="single" w:color="1F3864" w:sz="6" w:space="6"/>
-        </w:pBdr>
-        <w:spacing w:after="60" w:before="0"/>
-      </w:pPr>
-      <w:r>
-        <w:rPr>
-          <w:rFonts w:ascii="Arial" w:cs="Arial" w:eastAsia="Arial" w:hAnsi="Arial"/>
-          <w:b/>
-          <w:bCs/>
-          <w:sz w:val="17"/>
-          <w:szCs w:val="17"/>
-        </w:rPr>
-        <w:t xml:space="preserve">Licensing &amp; Copyright: </w:t>
-      </w:r>
-      <w:r>
-        <w:rPr>
-          <w:rFonts w:ascii="Arial" w:cs="Arial" w:eastAsia="Arial" w:hAnsi="Arial"/>
-          <w:sz w:val="17"/>
-          <w:szCs w:val="17"/>
-        </w:rPr>
-        <w:t xml:space="preserve">© 2026 SeaVuria and ARES. This work is licensed under a </w:t>
-      </w:r>
-      <w:hyperlink w:history="1" r:id="rIdnwkznskkcs_lfzidcjsxx">
-        <w:r>
-          <w:rPr>
-            <w:rFonts w:ascii="Arial" w:cs="Arial" w:eastAsia="Arial" w:hAnsi="Arial"/>
-            <w:color w:val="1F6B75"/>
-            <w:sz w:val="17"/>
-            <w:szCs w:val="17"/>
-            <w:u w:val="single" w:color="1F6B75"/>
-          </w:rPr>
-          <w:t xml:space="preserve">Creative Commons Attribution-NonCommercial 4.0 International License</w:t>
-        </w:r>
-      </w:hyperlink>
-      <w:r>
-        <w:rPr>
-          <w:rFonts w:ascii="Arial" w:cs="Arial" w:eastAsia="Arial" w:hAnsi="Arial"/>
-          <w:sz w:val="17"/>
-          <w:szCs w:val="17"/>
-        </w:rPr>
-        <w:t xml:space="preserve"> (</w:t>
-      </w:r>
-      <w:hyperlink w:history="1" r:id="rIdj374iuly0iemyko5bptkh">
-        <w:r>
-          <w:rPr>
-            <w:rFonts w:ascii="Arial" w:cs="Arial" w:eastAsia="Arial" w:hAnsi="Arial"/>
-            <w:color w:val="1F6B75"/>
-            <w:sz w:val="17"/>
-            <w:szCs w:val="17"/>
-            <w:u w:val="single" w:color="1F6B75"/>
-          </w:rPr>
-          <w:t xml:space="preserve">CC BY-NC 4.0</w:t>
-        </w:r>
-      </w:hyperlink>
-      <w:r>
-        <w:rPr>
-          <w:rFonts w:ascii="Arial" w:cs="Arial" w:eastAsia="Arial" w:hAnsi="Arial"/>
-          <w:sz w:val="17"/>
-          <w:szCs w:val="17"/>
-        </w:rPr>
-        <w:t xml:space="preserve">). To view a copy of this license, visit </w:t>
-      </w:r>
-      <w:hyperlink w:history="1" r:id="rIdifujbmgdsiq3fria-o_ql">
-        <w:r>
-          <w:rPr>
-            <w:rFonts w:ascii="Arial" w:cs="Arial" w:eastAsia="Arial" w:hAnsi="Arial"/>
-            <w:color w:val="1F6B75"/>
-            <w:sz w:val="17"/>
-            <w:szCs w:val="17"/>
-            <w:u w:val="single" w:color="1F6B75"/>
-          </w:rPr>
-          <w:t xml:space="preserve">https://creativecommons.org/licenses/by-nc/4.0/</w:t>
-        </w:r>
-      </w:hyperlink>
-      <w:r>
-        <w:rPr>
-          <w:rFonts w:ascii="Arial" w:cs="Arial" w:eastAsia="Arial" w:hAnsi="Arial"/>
-          <w:sz w:val="17"/>
-          <w:szCs w:val="17"/>
-        </w:rPr>
-        <w:t xml:space="preserve">. You are free to copy, redistribute, and adapt this material in any medium or format, provided appropriate credit is given and the material is not used for commercial purposes. KICD learning outcomes and curriculum designations reproduced here for alignment purposes remain the property of KICD and are not covered by this license. Linked external resources (e.g. CK-12, Khan Academy, PhET) are subject to their own licenses.</w:t>
       </w:r>
     </w:p>
     <w:p>
@@ -1848,6 +1677,185 @@
         </w:tc>
       </w:tr>
     </w:tbl>
+    <w:p>
+      <w:pPr>
+        <w:spacing w:after="120"/>
+      </w:pPr>
+      <w:r>
+        <w:t xml:space="preserve"/>
+      </w:r>
+    </w:p>
+    <w:p>
+      <w:pPr>
+        <w:spacing w:after="80" w:before="120"/>
+      </w:pPr>
+      <w:r>
+        <w:rPr>
+          <w:rFonts w:ascii="Arial" w:cs="Arial" w:eastAsia="Arial" w:hAnsi="Arial"/>
+          <w:b/>
+          <w:bCs/>
+          <w:color w:val="1F3864"/>
+          <w:sz w:val="20"/>
+          <w:szCs w:val="20"/>
+        </w:rPr>
+        <w:t xml:space="preserve">ATTRIBUTION AND LICENSING</w:t>
+      </w:r>
+    </w:p>
+    <w:p>
+      <w:pPr>
+        <w:spacing w:after="60" w:before="0"/>
+      </w:pPr>
+      <w:r>
+        <w:rPr>
+          <w:rFonts w:ascii="Arial" w:cs="Arial" w:eastAsia="Arial" w:hAnsi="Arial"/>
+          <w:b/>
+          <w:bCs/>
+          <w:sz w:val="17"/>
+          <w:szCs w:val="17"/>
+        </w:rPr>
+        <w:t xml:space="preserve">Curriculum Alignment: </w:t>
+      </w:r>
+      <w:r>
+        <w:rPr>
+          <w:rFonts w:ascii="Arial" w:cs="Arial" w:eastAsia="Arial" w:hAnsi="Arial"/>
+          <w:sz w:val="17"/>
+          <w:szCs w:val="17"/>
+        </w:rPr>
+        <w:t xml:space="preserve">Structured in pedagogical alignment with the competence-based curriculum format and learning outcomes established by the Kenya Institute of Curriculum Development (KICD). This material is independently developed and is not officially endorsed or published by KICD.</w:t>
+      </w:r>
+    </w:p>
+    <w:p>
+      <w:pPr>
+        <w:spacing w:after="60" w:before="0"/>
+      </w:pPr>
+      <w:r>
+        <w:rPr>
+          <w:rFonts w:ascii="Arial" w:cs="Arial" w:eastAsia="Arial" w:hAnsi="Arial"/>
+          <w:b/>
+          <w:bCs/>
+          <w:sz w:val="17"/>
+          <w:szCs w:val="17"/>
+        </w:rPr>
+        <w:t xml:space="preserve">Content &amp; Pedagogy: </w:t>
+      </w:r>
+      <w:r>
+        <w:rPr>
+          <w:rFonts w:ascii="Arial" w:cs="Arial" w:eastAsia="Arial" w:hAnsi="Arial"/>
+          <w:sz w:val="17"/>
+          <w:szCs w:val="17"/>
+        </w:rPr>
+        <w:t xml:space="preserve">Developed and adapted by the educator team at SeaVuria (registered 501(c)(3) in the United States and registered NGO in Kenya, No. 872-850A-BF11), who designed the pedagogical framework, lesson templates and exemplar lessons on which this material is based.</w:t>
+      </w:r>
+    </w:p>
+    <w:p>
+      <w:pPr>
+        <w:spacing w:after="60" w:before="0"/>
+      </w:pPr>
+      <w:r>
+        <w:rPr>
+          <w:rFonts w:ascii="Arial" w:cs="Arial" w:eastAsia="Arial" w:hAnsi="Arial"/>
+          <w:b/>
+          <w:bCs/>
+          <w:sz w:val="17"/>
+          <w:szCs w:val="17"/>
+        </w:rPr>
+        <w:t xml:space="preserve">Production &amp; Layout: </w:t>
+      </w:r>
+      <w:r>
+        <w:rPr>
+          <w:rFonts w:ascii="Arial" w:cs="Arial" w:eastAsia="Arial" w:hAnsi="Arial"/>
+          <w:sz w:val="17"/>
+          <w:szCs w:val="17"/>
+        </w:rPr>
+        <w:t xml:space="preserve">Educational design and curriculum sequencing by SeaVuria. Technical layout, structural formatting, and digital optimization/implementation executed in partnership with ARES Education (registered 501(c)(3) in the United States and Canada (as Afretech Aid) and registered NGO in Kenya), with lesson drafting and compilation assisted by AI (Claude, Anthropic).</w:t>
+      </w:r>
+    </w:p>
+    <w:p>
+      <w:pPr>
+        <w:pBdr>
+          <w:bottom w:val="single" w:color="1F3864" w:sz="6" w:space="6"/>
+        </w:pBdr>
+        <w:spacing w:after="60" w:before="0"/>
+      </w:pPr>
+      <w:r>
+        <w:rPr>
+          <w:rFonts w:ascii="Arial" w:cs="Arial" w:eastAsia="Arial" w:hAnsi="Arial"/>
+          <w:b/>
+          <w:bCs/>
+          <w:sz w:val="17"/>
+          <w:szCs w:val="17"/>
+        </w:rPr>
+        <w:t xml:space="preserve">Licensing &amp; Copyright: </w:t>
+      </w:r>
+      <w:r>
+        <w:rPr>
+          <w:rFonts w:ascii="Arial" w:cs="Arial" w:eastAsia="Arial" w:hAnsi="Arial"/>
+          <w:sz w:val="17"/>
+          <w:szCs w:val="17"/>
+        </w:rPr>
+        <w:t xml:space="preserve">© 2026 SeaVuria and ARES. This work is licensed under a </w:t>
+      </w:r>
+      <w:hyperlink w:history="1" r:id="rIdjwqhrfq4zp0xd1ivgly1r">
+        <w:r>
+          <w:rPr>
+            <w:rFonts w:ascii="Arial" w:cs="Arial" w:eastAsia="Arial" w:hAnsi="Arial"/>
+            <w:color w:val="1F6B75"/>
+            <w:sz w:val="17"/>
+            <w:szCs w:val="17"/>
+            <w:u w:val="single" w:color="1F6B75"/>
+          </w:rPr>
+          <w:t xml:space="preserve">Creative Commons Attribution-NonCommercial 4.0 International License</w:t>
+        </w:r>
+      </w:hyperlink>
+      <w:r>
+        <w:rPr>
+          <w:rFonts w:ascii="Arial" w:cs="Arial" w:eastAsia="Arial" w:hAnsi="Arial"/>
+          <w:sz w:val="17"/>
+          <w:szCs w:val="17"/>
+        </w:rPr>
+        <w:t xml:space="preserve"> (</w:t>
+      </w:r>
+      <w:hyperlink w:history="1" r:id="rIdjnb1wm_9myrtgwiumbr8_">
+        <w:r>
+          <w:rPr>
+            <w:rFonts w:ascii="Arial" w:cs="Arial" w:eastAsia="Arial" w:hAnsi="Arial"/>
+            <w:color w:val="1F6B75"/>
+            <w:sz w:val="17"/>
+            <w:szCs w:val="17"/>
+            <w:u w:val="single" w:color="1F6B75"/>
+          </w:rPr>
+          <w:t xml:space="preserve">CC BY-NC 4.0</w:t>
+        </w:r>
+      </w:hyperlink>
+      <w:r>
+        <w:rPr>
+          <w:rFonts w:ascii="Arial" w:cs="Arial" w:eastAsia="Arial" w:hAnsi="Arial"/>
+          <w:sz w:val="17"/>
+          <w:szCs w:val="17"/>
+        </w:rPr>
+        <w:t xml:space="preserve">). To view a copy of this license, visit </w:t>
+      </w:r>
+      <w:hyperlink w:history="1" r:id="rIdlhvd_mnpqatpzicyptoom">
+        <w:r>
+          <w:rPr>
+            <w:rFonts w:ascii="Arial" w:cs="Arial" w:eastAsia="Arial" w:hAnsi="Arial"/>
+            <w:color w:val="1F6B75"/>
+            <w:sz w:val="17"/>
+            <w:szCs w:val="17"/>
+            <w:u w:val="single" w:color="1F6B75"/>
+          </w:rPr>
+          <w:t xml:space="preserve">https://creativecommons.org/licenses/by-nc/4.0/</w:t>
+        </w:r>
+      </w:hyperlink>
+      <w:r>
+        <w:rPr>
+          <w:rFonts w:ascii="Arial" w:cs="Arial" w:eastAsia="Arial" w:hAnsi="Arial"/>
+          <w:sz w:val="17"/>
+          <w:szCs w:val="17"/>
+        </w:rPr>
+        <w:t xml:space="preserve">. You are free to copy, redistribute, and adapt this material in any medium or format, provided appropriate credit is given and the material is not used for commercial purposes. KICD learning outcomes and curriculum designations reproduced here for alignment purposes remain the property of KICD and are not covered by this license. Linked external resources (e.g. CK-12, Khan Academy, PhET) are subject to their own licenses.</w:t>
+      </w:r>
+    </w:p>
     <w:sectPr>
       <w:pgSz w:w="15840" w:h="12240" w:orient="landscape"/>
       <w:pgMar w:top="1080" w:right="1080" w:bottom="1080" w:left="1080" w:header="708" w:footer="708" w:gutter="0"/>

--- a/data/outputs/v2/General_Science/SS3.2_Linear_Motion/General_Science_Linear_Motion_SummaryTable.docx
+++ b/data/outputs/v2/General_Science/SS3.2_Linear_Motion/General_Science_Linear_Motion_SummaryTable.docx
@@ -564,7 +564,7 @@
                 <w:sz w:val="18"/>
                 <w:szCs w:val="18"/>
               </w:rPr>
-              <w:t xml:space="preserve">Students watched/discussed the anchoring phenomenon: a mkokoteni (handcart) released on the steep Limuru escarpment road. They observed that the cart moves slowly at first, then progressively faster, and does not maintain a constant speed. Students noted qualitative observations (it speeds up, it travels further each second) before any vocabulary was introduced.</w:t>
+              <w:t xml:space="preserve">A video clip of a runaway vehicle accelerating freely down a steep Kenyan escarpment road, showing continuous increase in speed with no engine or external push; sticky-note puzzles generated by student groups about the cause of the increasing speed.</w:t>
             </w:r>
           </w:p>
         </w:tc>
@@ -596,7 +596,7 @@
                 <w:sz w:val="18"/>
                 <w:szCs w:val="18"/>
               </w:rPr>
-              <w:t xml:space="preserve">The five key terms of linear motion — distance, displacement, speed, velocity, and acceleration — and the critical scalar/vector distinction between them. Students learned that distance is the total path length (scalar), while displacement is the straight-line change in position with direction (vector); speed is the rate of change of distance (scalar), while velocity is the rate of change of displacement (vector); and acceleration is the rate of change of velocity. Formulae introduced: speed = distance/time; velocity = displacement/time.</w:t>
+              <w:t xml:space="preserve">The five key terms of linear motion — distance, displacement, speed, velocity, and acceleration — and their differences, anchored in the mkokoteni scenario and Kenyan athletics examples (Faith Kipyegon, Nyayo Stadium, Nairobi–Mombasa matatu). Students learned that the mkokoteni's continuous speed increase is called acceleration, and that gravity is the likely cause.</w:t>
             </w:r>
           </w:p>
         </w:tc>
@@ -628,7 +628,7 @@
                 <w:sz w:val="18"/>
                 <w:szCs w:val="18"/>
               </w:rPr>
-              <w:t xml:space="preserve">The mkokoteni keeps getting faster because its velocity is changing — meaning it is accelerating. Because the escarpment applies a continuous unbalanced force (gravity component along the slope), the cart's velocity increases every second. Pedagogical note: Stress to students that 'faster' in everyday language maps precisely onto 'positive acceleration' in physics. Use the mkokoteni's downhill direction as the positive direction convention for all subsequent lessons to build consistency.</w:t>
+              <w:t xml:space="preserve">Students cannot yet explain WHY gravity causes a constant, predictable acceleration, nor can they calculate how fast or how far the mkokoteni will travel at any given time. These gaps — captured in the DQB and in the Initial Model sentence starters — form the questions that Lessons 2–6 will answer through equations of linear motion and the concept of free fall.</w:t>
             </w:r>
           </w:p>
         </w:tc>
@@ -681,7 +681,7 @@
                 <w:sz w:val="18"/>
                 <w:szCs w:val="18"/>
               </w:rPr>
-              <w:t xml:space="preserve">Equations of Linear Motion — Part 1: Deriving and Applying the Formulae</w:t>
+              <w:t xml:space="preserve">Equations of Linear Motion (Part 1): Giving the Mkokoteni a Formula</w:t>
             </w:r>
           </w:p>
         </w:tc>
@@ -713,7 +713,7 @@
                 <w:sz w:val="18"/>
                 <w:szCs w:val="18"/>
               </w:rPr>
-              <w:t xml:space="preserve">Students examined velocity–time graphs drawn for the mkokoteni scenario — a straight line rising from an initial velocity u to a final velocity v over time t. They identified the gradient (acceleration, a) and the area under the graph (displacement, s). From the graph, students derived or were guided to derive the four equations of linear motion: (1) v = u + at, (2) s = ut + ½at², (3) v² = u² + 2as, (4) s = ½(u + v)t.</w:t>
+              <w:t xml:space="preserve">The mkokoteni started from rest on the Limuru escarpment and accelerated continuously. Witnesses said it became dangerously fast within seconds. We knew from Lesson 1 that acceleration means a constant change in velocity, but we could not yet put exact numbers to it.</w:t>
             </w:r>
           </w:p>
         </w:tc>
@@ -745,7 +745,7 @@
                 <w:sz w:val="18"/>
                 <w:szCs w:val="18"/>
               </w:rPr>
-              <w:t xml:space="preserve">The four kinematic equations of linear motion apply exclusively to uniform (constant) acceleration in a straight line. Each equation links a specific combination of the five variables (u, v, a, s, t), and choosing the correct equation depends on which variable is unknown and which three are given. Students practised substituting mkokoteni values (e.g., u = 0, a = 3 m/s², t = 5 s) into each equation to build familiarity.</w:t>
+              <w:t xml:space="preserve">There are four equations of linear motion that apply whenever acceleration is constant. The five variables are u (initial velocity), v (final velocity), a (acceleration), s (displacement), and t (time). We select the equation that matches the three variables we know and the one we want to find. The mkokoteni starting from rest means u = 0, which simplifies the calculations.</w:t>
             </w:r>
           </w:p>
         </w:tc>
@@ -777,7 +777,7 @@
                 <w:sz w:val="18"/>
                 <w:szCs w:val="18"/>
               </w:rPr>
-              <w:t xml:space="preserve">Because the mkokoteni accelerates uniformly down the Limuru escarpment slope, all four equations are valid tools for predicting its motion. The velocity–time graph being a straight line is direct graphical evidence of uniform acceleration. Pedagogical note: Emphasise that these equations are ONLY valid when acceleration is constant — a misconception students often carry forward. Return to this constraint explicitly when free fall is introduced in Lesson 4.</w:t>
+              <w:t xml:space="preserve">Using v = u + at we calculated that a mkokoteni starting from rest with an acceleration of 2 m/s squared reaches 12 m/s after just 6 seconds — fast enough to be lethal. Using s = ut + half at squared we found it had already rolled 36 m by that point. This gives us the first mathematical evidence toward answering the driving question: we CAN predict how fast and how far the cart travels, as long as we know the acceleration. The remaining puzzle is: what is the exact value of gravitational acceleration — and we will investigate that in Lesson 4.</w:t>
             </w:r>
           </w:p>
         </w:tc>
@@ -862,7 +862,7 @@
                 <w:sz w:val="18"/>
                 <w:szCs w:val="18"/>
               </w:rPr>
-              <w:t xml:space="preserve">Students worked through structured mkokoteni-themed problems in which they practised a GIVEN–FIND–EQUATION–SOLVE–CHECK framework. Worked examples included: predicting the speed of the mkokoteni after 8 seconds from rest on a slope with a = 3 m/s²; calculating how far it travels before reaching a dangerous speed; and finding the time taken to travel a set distance along the Limuru road.</w:t>
+              <w:t xml:space="preserve">Students observed three worked problem contexts — a Rift Valley athlete accelerating, a boda-boda decelerating before a Nairobi police check-point, and a ball thrown upward from a Mombasa rooftop — and observed peer groups presenting full solutions on the board, including cases where deceleration was treated as negative acceleration and where vertical free-fall problems required careful sign conventions.</w:t>
             </w:r>
           </w:p>
         </w:tc>
@@ -894,7 +894,7 @@
                 <w:sz w:val="18"/>
                 <w:szCs w:val="18"/>
               </w:rPr>
-              <w:t xml:space="preserve">Students learned how to systematically identify GIVEN and FIND quantities before selecting an equation, reducing common algebraic errors. They learned that the four equations of linear motion can produce two solutions when solving quadratic forms (e.g., s = ut + ½at²), and that the physically meaningful solution must be selected using context. Unit consistency (metres, seconds, m/s, m/s²) was reinforced as a problem-solving discipline.</w:t>
+              <w:t xml:space="preserve">Students learned how to systematically identify GIVEN and FIND quantities before selecting an equation; that the four equations of linear motion can predict speed, distance, and time for any constant-acceleration scenario; that deceleration is negative acceleration and free-fall uses g = 10 m/s² downward; and that the runaway mkokoteni reaches approximately 20 m/s after only 8 seconds from rest, covering 80 m — making it lethally fast before it even reaches the base of the Limuru escarpment.</w:t>
             </w:r>
           </w:p>
         </w:tc>
@@ -926,7 +926,7 @@
                 <w:sz w:val="18"/>
                 <w:szCs w:val="18"/>
               </w:rPr>
-              <w:t xml:space="preserve">Mathematical prediction of the mkokoteni's speed and position at any moment is now possible using the equations of uniform acceleration. For example, starting from rest (u = 0) with a = 3 m/s², after 10 s the cart reaches v = 30 m/s (≈ 108 km/h) — a dangerously high speed over a short distance. Pedagogical note: Cold-call at least 3 students to present their GIVEN–FIND steps aloud before solving; this surfaces equation-selection misconceptions early. Allow 2 minutes of wait time after posing each new problem type.</w:t>
+              <w:t xml:space="preserve">Students explained why the mkokoteni keeps accelerating without anyone pushing it (gravity provides a continuous unbalanced force down the slope), and used the equations v = u + at and s = ut + ½at² to produce the first fully quantitative predictions for the cart's speed and distance — directly answering the driving question's demand to predict 'exactly how fast and how far' the cart travels before crashing.</w:t>
             </w:r>
           </w:p>
         </w:tc>
@@ -1011,7 +1011,7 @@
                 <w:sz w:val="18"/>
                 <w:szCs w:val="18"/>
               </w:rPr>
-              <w:t xml:space="preserve">Students conducted a controlled experiment dropping objects of different masses (e.g., a stone and a crumpled paper ball, or two stones of different sizes) from a fixed height representing the escarpment drop. They timed the fall using stopwatches and recorded height (h) and time (t) in a results table. Students also observed a video demonstration (or teacher demo) of a feather and coin falling in a vacuum to challenge the 'heavier falls faster' misconception.</w:t>
+              <w:t xml:space="preserve">We dropped a rubber bung, a crumpled paper ball and a small stone from exactly 2 m. In every trial where we dropped two objects simultaneously, they hit the ground at the same time — even though they had different masses. We timed individual drops and recorded the height and fall time.</w:t>
             </w:r>
           </w:p>
         </w:tc>
@@ -1043,7 +1043,7 @@
                 <w:sz w:val="18"/>
                 <w:szCs w:val="18"/>
               </w:rPr>
-              <w:t xml:space="preserve">Using h = ½gt², students calculated the value of g from their experimental data and found a class average close to 9.8 m/s² (accepted as 10 m/s² for calculations). This confirms that gravity gives ALL falling objects the same acceleration regardless of mass, when air resistance is negligible. Students also identified sources of experimental error (reaction time, air resistance on lighter objects) and suggested improvements.</w:t>
+              <w:t xml:space="preserve">Using h = ½gt², we calculated g from our experimental data and found a class average close to 9.8 m/s². This confirms that gravity gives ALL falling objects the same acceleration regardless of mass. After 3 seconds of free fall (or free rolling with no friction), the mkokoteni would be travelling at approximately 29.4 m/s — a speed that explains why witnesses described it as dangerously fast within seconds.</w:t>
             </w:r>
           </w:p>
         </w:tc>
@@ -1075,7 +1075,7 @@
                 <w:sz w:val="18"/>
                 <w:szCs w:val="18"/>
               </w:rPr>
-              <w:t xml:space="preserve">If the mkokoteni were to fly off the escarpment edge (a thought-experiment extension), it would accelerate downward at g = 10 m/s² regardless of its loaded mass. This directly connects free fall to the anchoring phenomenon: the constant acceleration students measured in the lab is the same physical cause — gravity — that accelerates the mkokoteni down the slope. Pedagogical note: Ensure students record raw data and calculate g individually before sharing class averages; this reinforces SEP: Analysing and Interpreting Data.</w:t>
+              <w:t xml:space="preserve">Gravity exerts a downward force (weight, W = mg) on every object. Although a heavier mkokoteni experiences a greater gravitational force, it also has more mass to accelerate. The two effects cancel exactly (a = F/m = mg/m = g), so every object — light mango or heavy cart — accelerates downward at the same rate of 9.8 m/s². This constant acceleration is why the mkokoteni's speed increases by 9.8 m/s every second, even with no engine and no one pushing it.</w:t>
             </w:r>
           </w:p>
         </w:tc>
@@ -1160,7 +1160,7 @@
                 <w:sz w:val="18"/>
                 <w:szCs w:val="18"/>
               </w:rPr>
-              <w:t xml:space="preserve">Students applied the free-fall simplified equations to a series of Kenyan-context problems: e.g., a mango dropped from a tree on a Kisumu farm; a stone thrown upward by a child at Uhuru Park; and an object falling from the top of the Limuru escarpment cliff. They plotted velocity–time and displacement–time graphs for each scenario and compared the shape (linear v–t graph; parabolic s–t graph).</w:t>
+              <w:t xml:space="preserve">Students verified g ≈ 10 m/s² using their own Lesson 4 drop data, confirming that the mkokoteni on the Limuru escarpment and a mango falling from a tree in Kisumu experience the same gravitational acceleration.</w:t>
             </w:r>
           </w:p>
         </w:tc>
@@ -1192,7 +1192,7 @@
                 <w:sz w:val="18"/>
                 <w:szCs w:val="18"/>
               </w:rPr>
-              <w:t xml:space="preserve">When a body is released from rest (u = 0) under gravity (a = g = 10 m/s²), its motion is fully described by three simplified equations: v = gt (speed increases linearly with time), h = ½gt² (distance fallen increases as the square of time), and v² = 2gh (speed–distance relationship without time). Students learned that upward motion uses a = –g, and that at maximum height, v = 0.</w:t>
+              <w:t xml:space="preserve">When a body is released from rest (u = 0) under gravity (a = g = 10 m/s²), its motion is fully described by three simplified equations: v = at (speed after time t); s = ½at² (distance after time t); v² = 2as (speed after distance s). Applying these equations shows that the mkokoteni reaches approximately 50 m/s (180 km/h) after only 5 seconds — far beyond any safe road speed — explaining why witnesses described it as becoming dangerously fast within seconds.</w:t>
             </w:r>
           </w:p>
         </w:tc>
@@ -1224,7 +1224,7 @@
                 <w:sz w:val="18"/>
                 <w:szCs w:val="18"/>
               </w:rPr>
-              <w:t xml:space="preserve">The parabolic shape of the s–t graph for free fall explains why the mkokoteni covers much greater distances in each successive second — the same principle applies on the slope. Because displacement grows as t², small increases in time produce disproportionately large increases in distance and speed, making the situation rapidly dangerous. Pedagogical note: Explicitly connect the parabolic s–t graph here back to the qualitative observation students made in Lesson 1 (the cart moves further each second). This DQB closure moment should be narrated aloud.</w:t>
+              <w:t xml:space="preserve">Gravity is an unbalanced force that continuously accelerates any object released from rest on a slope or in free fall. Because the force never stops acting, speed increases every second by g ≈ 10 m/s², making the mkokoteni's acceleration inevitable without an engine. The three equations of linear motion transform this physical insight into precise, testable predictions — answering the driving question: we CAN predict exactly how fast and how far the cart will travel before it crashes.</w:t>
             </w:r>
           </w:p>
         </w:tc>
@@ -1309,7 +1309,7 @@
                 <w:sz w:val="18"/>
                 <w:szCs w:val="18"/>
               </w:rPr>
-              <w:t xml:space="preserve">Students analysed road-safety data and stopping-distance problems contextualised along Kenyan highways (e.g., the Nairobi–Nakuru highway near Limuru, the Mombasa road). They investigated how braking distance changes with initial speed using the equation v² = u² + 2as (with v = 0 and a = deceleration). A data table and graph of speed vs. stopping distance were constructed, revealing a non-linear (quadratic) relationship.</w:t>
+              <w:t xml:space="preserve">Students calculated braking distances for a matatu at 30 km/h, 60 km/h, and 90 km/h on Mombasa Road using v² = u² + 2as, graphed speed vs. braking distance (observing a non-linear/quadratic curve), and examined an NTSA evidence card showing a warning sign on the Kinangop descent alongside a statistic that 60% of fatal crashes on Kenyan roads involve excessive speed on slopes.</w:t>
             </w:r>
           </w:p>
         </w:tc>
@@ -1341,7 +1341,7 @@
                 <w:sz w:val="18"/>
                 <w:szCs w:val="18"/>
               </w:rPr>
-              <w:t xml:space="preserve">Braking distance is proportional to the square of initial speed (s = u²/2a when v = 0), meaning that doubling speed quadruples stopping distance and tripling speed increases stopping distance nine times. Students also learned the distinction between thinking distance (constant reaction time × speed, linear) and braking distance (quadratic), and combined them into total stopping distance. Road safety messaging — relevant to Kenya's high matatu accident rates — was linked directly to the physics.</w:t>
+              <w:t xml:space="preserve">Braking distance is proportional to the square of initial speed (s = u²/2a when v = 0), meaning that tripling speed increases stopping distance nine times — the same quadratic relationship that governs how fast the mkokoteni built up dangerous speed on the Limuru escarpment. NTSA road-safety guidelines and steep-road warning signs are direct policy applications of this physics. The three kinematic equations apply equally to the mkokoteni, a braking matatu, an SGR train, a falling construction object, and an athlete's run-up.</w:t>
             </w:r>
           </w:p>
         </w:tc>
@@ -1373,7 +1373,7 @@
                 <w:sz w:val="18"/>
                 <w:szCs w:val="18"/>
               </w:rPr>
-              <w:t xml:space="preserve">A mkokoteni or matatu travelling at high speed down the Limuru escarpment requires a disproportionately long distance to stop compared with one travelling slowly. This quadratic relationship is the mathematical reason why high-speed runaway vehicles are so difficult to control — a direct, quantitative answer to part of the driving question. Pedagogical note: Invite students to calculate stopping distances for 20 km/h, 40 km/h, and 80 km/h and share results with the class; use cold-calling to discuss why the NTSA enforces speed limits near escarpments.</w:t>
+              <w:t xml:space="preserve">Because braking distance grows as the square of speed (not linearly), small increases in vehicle speed produce disproportionately large increases in stopping distance — exactly as gravity produced a disproportionately dangerous speed increase in the runaway mkokoteni. The same three equations of linear motion (v = u + at; s = ut + ½at²; v² = u² + 2as) that let us predict the cart's speed at any moment also let engineers calculate safe following distances, set speed limits on escarpment roads, schedule SGR trains, and design construction-site safety protocols — demonstrating that mathematics is a universal, life-saving tool.</w:t>
             </w:r>
           </w:p>
         </w:tc>
@@ -1426,7 +1426,7 @@
                 <w:sz w:val="18"/>
                 <w:szCs w:val="18"/>
               </w:rPr>
-              <w:t xml:space="preserve">Velocity–Time Graphs: Reading, Drawing, and Interpreting the Mkokoteni's Full Journey</w:t>
+              <w:t xml:space="preserve">Group Presentations and Collaborative Model Building</w:t>
             </w:r>
           </w:p>
         </w:tc>
@@ -1458,7 +1458,7 @@
                 <w:sz w:val="18"/>
                 <w:szCs w:val="18"/>
               </w:rPr>
-              <w:t xml:space="preserve">Students were given a mixed set of velocity–time graphs representing different phases of the mkokoteni's journey: initial rest, uniform acceleration down the slope, brief constant velocity on a flat section, and emergency deceleration to a stop. They practised reading gradient (acceleration/deceleration) and area under the graph (displacement) for each phase. Students also sketched their own v–t graphs from a written description of a matatu journey along the Nairobi–Limuru road.</w:t>
+              <w:t xml:space="preserve">Students wrote individual journal predictions estimating the largest acceleration among their classmates researched applications, citing numerical values and equations of motion. Each group then delivered a 3-minute presentation on a real-life linear motion application — including contexts such as SGR train scheduling, pole-vaulting, and construction falling-object safety — while the rest of the class recorded the application name, the equation or equations used, and the connection to the mkokoteni in a three-column listening frame. The teacher cold-called two members per group for follow-up questions, and students physically sorted the Driving Question Board cards from Lessons 1 to 6 into answered and still-investigating columns, annotating each card with the lesson that provided the evidence.</w:t>
             </w:r>
           </w:p>
         </w:tc>
@@ -1490,7 +1490,7 @@
                 <w:sz w:val="18"/>
                 <w:szCs w:val="18"/>
               </w:rPr>
-              <w:t xml:space="preserve">The gradient of a v–t graph equals acceleration (positive gradient = acceleration; negative gradient = deceleration; zero gradient = constant velocity). The area under a v–t graph — calculated as triangles and rectangles — equals displacement. A horizontal line on a v–t graph does NOT mean the object is stationary; it means constant velocity. Students learned to extract all five kinematic variables from a single v–t graph, connecting graphical and algebraic methods.</w:t>
+              <w:t xml:space="preserve">The class established that every application presented — whether an SGR train accelerating along a scheduled route, a pole-vaulter building speed during a run-up, or a concrete block falling on a construction site — can be fully described using the same five variables (u, v, a, s, t) and the same four equations of linear motion studied earlier in this unit. Students consolidated the understanding that gravitational acceleration g is the single unifying constant linking free fall, the mkokoteni on the escarpment, and all real-world falling or decelerating scenarios. A collaboratively built, wall-sized annotated model of the mkokoteni descending the Limuru escarpment brought all sub-strand concepts together in one place: distance markers, proportionally scaled velocity arrows labelled with calculated v values, the symbol g, braking-distance annotations, and safety mitigation arrows showing where intervention could prevent a crash.</w:t>
             </w:r>
           </w:p>
         </w:tc>
@@ -1522,7 +1522,7 @@
                 <w:sz w:val="18"/>
                 <w:szCs w:val="18"/>
               </w:rPr>
-              <w:t xml:space="preserve">The complete v–t graph of the mkokoteni's journey provides a visual, integrated answer to the driving question: the rising straight line during the escarpment phase shows constant acceleration; the large area under that line shows the large displacement covered. The graph makes it visually clear why the mkokoteni is so dangerous — it reaches high velocity quickly and covers great distance before any intervention. Pedagogical note: Allow pairs to peer-mark each other's sketched graphs using a provided mark scheme; this consolidates graphical literacy before the final lesson.</w:t>
+              <w:t xml:space="preserve">Pooling evidence from all group presentations and from lessons studied earlier in this unit, the class could now show on a single visual model exactly why the runaway mkokoteni on the Limuru escarpment keeps getting faster: gravity provides a constant unresisted acceleration, so velocity grows continuously with every metre the cart travels downhill, precisely as the growing arrows on the model demonstrate. The annotated distance markers at 0 m, 50 m, 100 m, and 200 m gave concrete, calculated evidence that the cart reaches a dangerously high speed long before any obstacle, directly answering the first part of the driving question. The safety mitigation arrows added to the model linked back to the road-safety discussion from the lesson studied immediately before this one, showing that understanding the mathematics of constant acceleration is not merely academic — it is what makes it possible to predict, and therefore prevent, a crash like the one that opened the unit.</w:t>
             </w:r>
           </w:p>
         </w:tc>
@@ -1607,7 +1607,7 @@
                 <w:sz w:val="18"/>
                 <w:szCs w:val="18"/>
               </w:rPr>
-              <w:t xml:space="preserve">Students returned to their Driving Question Boards, reviewed all questions posted across Lessons 1–7, and systematically answered each using evidence gathered throughout the unit. They constructed or revised their final cumulative model of the mkokoteni's motion — a labelled diagram with a v–t graph, key equations, and a written explanation — demonstrating full integration of all concepts. A class gallery walk allowed groups to compare and critique each other's models.</w:t>
+              <w:t xml:space="preserve">Students re-watched the mkokoteni video clip and individually completed a six-problem structured assessment covering all four equations of linear motion and free fall, set within the contexts of the Limuru escarpment cart, a Kenyan sprinter at Nyayo Stadium, and a falling mango in Kisumu.</w:t>
             </w:r>
           </w:p>
         </w:tc>
@@ -1639,7 +1639,7 @@
                 <w:sz w:val="18"/>
                 <w:szCs w:val="18"/>
               </w:rPr>
-              <w:t xml:space="preserve">Gravity provides a constant unbalanced force on the mkokoteni, producing constant acceleration (a ≈ 3 m/s² on the slope, or g = 10 m/s² in free fall). This means speed increases linearly with time (v = u + at), distance increases quadratically with time (s = ut + ½at²), and the stopping distance grows as the square of speed — making the runaway cart increasingly dangerous and increasingly hard to stop with every passing second. All four equations of linear motion, free-fall principles, and graphical analysis are tools that together give a complete, quantitative answer to the driving question.</w:t>
+              <w:t xml:space="preserve">Gravity provides a constant unbalanced force on the mkokoteni, producing constant acceleration (a ≈ 3 m/s²). This means speed increases linearly with time (v = u + at) and distance increases as the square of time (s = ut + ½at²). Using v² = u² + 2as, students confirmed that the cart reached approximately 40 m/s (144 km/h) at the crash point — consistent with witness accounts. Free fall (g = 10 m/s²) is the limiting case of this same gravitational acceleration when no slope component or friction is present. All four equations are mathematically equivalent tools for predicting motion under constant acceleration.</w:t>
             </w:r>
           </w:p>
         </w:tc>
@@ -1671,7 +1671,7 @@
                 <w:sz w:val="18"/>
                 <w:szCs w:val="18"/>
               </w:rPr>
-              <w:t xml:space="preserve">The mkokoteni keeps getting faster because gravity exerts a continuous unbalanced force along the slope, producing constant acceleration. Using the equations of linear motion, we can predict exactly: (1) its speed at any time using v = u + at; (2) the distance it has travelled using s = ut + ½at²; and (3) how long it would take to stop using v² = u² + 2as. The mathematics transforms a dangerous real-world event into a predictable, quantifiable phenomenon — the core promise of physics. Pedagogical note: Close the unit by asking students to write one sentence answering the driving question in their own words; cold-call 4–5 students. Celebrate specific vocabulary use (acceleration, uniform, displacement, deceleration) as evidence of genuine learning.</w:t>
+              <w:t xml:space="preserve">The mkokoteni kept accelerating because gravity — an invisible but constant force — continuously transferred energy to the cart throughout its descent, producing a uniform acceleration of approximately 3 m/s². The equations of linear motion are not arbitrary formulas but precise mathematical descriptions of this physical reality, enabling anyone — engineer, driver, or student — to predict the cart's exact speed and position at every moment of its descent, and therefore to design evidence-based safety interventions such as crash barriers placed at calculated distances along the Limuru–Nairobi escarpment road.</w:t>
             </w:r>
           </w:p>
         </w:tc>
@@ -1795,7 +1795,7 @@
         </w:rPr>
         <w:t xml:space="preserve">© 2026 SeaVuria and ARES. This work is licensed under a </w:t>
       </w:r>
-      <w:hyperlink w:history="1" r:id="rIdjwqhrfq4zp0xd1ivgly1r">
+      <w:hyperlink w:history="1" r:id="rIdqaodxyoil5pbyus_paysy">
         <w:r>
           <w:rPr>
             <w:rFonts w:ascii="Arial" w:cs="Arial" w:eastAsia="Arial" w:hAnsi="Arial"/>
@@ -1815,7 +1815,7 @@
         </w:rPr>
         <w:t xml:space="preserve"> (</w:t>
       </w:r>
-      <w:hyperlink w:history="1" r:id="rIdjnb1wm_9myrtgwiumbr8_">
+      <w:hyperlink w:history="1" r:id="rId1eiqegfnlav8pesx9glqn">
         <w:r>
           <w:rPr>
             <w:rFonts w:ascii="Arial" w:cs="Arial" w:eastAsia="Arial" w:hAnsi="Arial"/>
@@ -1835,7 +1835,7 @@
         </w:rPr>
         <w:t xml:space="preserve">). To view a copy of this license, visit </w:t>
       </w:r>
-      <w:hyperlink w:history="1" r:id="rIdlhvd_mnpqatpzicyptoom">
+      <w:hyperlink w:history="1" r:id="rIddrz-isys3yh6ipayrftia">
         <w:r>
           <w:rPr>
             <w:rFonts w:ascii="Arial" w:cs="Arial" w:eastAsia="Arial" w:hAnsi="Arial"/>

--- a/data/outputs/v2/General_Science/SS3.2_Linear_Motion/General_Science_Linear_Motion_SummaryTable.docx
+++ b/data/outputs/v2/General_Science/SS3.2_Linear_Motion/General_Science_Linear_Motion_SummaryTable.docx
@@ -1795,7 +1795,7 @@
         </w:rPr>
         <w:t xml:space="preserve">© 2026 SeaVuria and ARES. This work is licensed under a </w:t>
       </w:r>
-      <w:hyperlink w:history="1" r:id="rIdqaodxyoil5pbyus_paysy">
+      <w:hyperlink w:history="1" r:id="rIdiouw8rysqjefwo4wq1nyo">
         <w:r>
           <w:rPr>
             <w:rFonts w:ascii="Arial" w:cs="Arial" w:eastAsia="Arial" w:hAnsi="Arial"/>
@@ -1815,7 +1815,7 @@
         </w:rPr>
         <w:t xml:space="preserve"> (</w:t>
       </w:r>
-      <w:hyperlink w:history="1" r:id="rId1eiqegfnlav8pesx9glqn">
+      <w:hyperlink w:history="1" r:id="rIdxyk8axyca3u3gdq6fx64i">
         <w:r>
           <w:rPr>
             <w:rFonts w:ascii="Arial" w:cs="Arial" w:eastAsia="Arial" w:hAnsi="Arial"/>
@@ -1835,7 +1835,7 @@
         </w:rPr>
         <w:t xml:space="preserve">). To view a copy of this license, visit </w:t>
       </w:r>
-      <w:hyperlink w:history="1" r:id="rIddrz-isys3yh6ipayrftia">
+      <w:hyperlink w:history="1" r:id="rIdy8csis4qzehalhaiigon0">
         <w:r>
           <w:rPr>
             <w:rFonts w:ascii="Arial" w:cs="Arial" w:eastAsia="Arial" w:hAnsi="Arial"/>

--- a/data/outputs/v2/General_Science/SS3.2_Linear_Motion/General_Science_Linear_Motion_SummaryTable.docx
+++ b/data/outputs/v2/General_Science/SS3.2_Linear_Motion/General_Science_Linear_Motion_SummaryTable.docx
@@ -1795,7 +1795,7 @@
         </w:rPr>
         <w:t xml:space="preserve">© 2026 SeaVuria and ARES. This work is licensed under a </w:t>
       </w:r>
-      <w:hyperlink w:history="1" r:id="rIdiouw8rysqjefwo4wq1nyo">
+      <w:hyperlink w:history="1" r:id="rIdnadbmmpfq2f-evsjzv3jf">
         <w:r>
           <w:rPr>
             <w:rFonts w:ascii="Arial" w:cs="Arial" w:eastAsia="Arial" w:hAnsi="Arial"/>
@@ -1815,7 +1815,7 @@
         </w:rPr>
         <w:t xml:space="preserve"> (</w:t>
       </w:r>
-      <w:hyperlink w:history="1" r:id="rIdxyk8axyca3u3gdq6fx64i">
+      <w:hyperlink w:history="1" r:id="rIdyrmpun7fzqfbsdjksxhyf">
         <w:r>
           <w:rPr>
             <w:rFonts w:ascii="Arial" w:cs="Arial" w:eastAsia="Arial" w:hAnsi="Arial"/>
@@ -1835,7 +1835,7 @@
         </w:rPr>
         <w:t xml:space="preserve">). To view a copy of this license, visit </w:t>
       </w:r>
-      <w:hyperlink w:history="1" r:id="rIdy8csis4qzehalhaiigon0">
+      <w:hyperlink w:history="1" r:id="rIdzqw9szw0lkce-xxfmtz9w">
         <w:r>
           <w:rPr>
             <w:rFonts w:ascii="Arial" w:cs="Arial" w:eastAsia="Arial" w:hAnsi="Arial"/>

--- a/data/outputs/v2/General_Science/SS3.2_Linear_Motion/General_Science_Linear_Motion_SummaryTable.docx
+++ b/data/outputs/v2/General_Science/SS3.2_Linear_Motion/General_Science_Linear_Motion_SummaryTable.docx
@@ -713,7 +713,7 @@
                 <w:sz w:val="18"/>
                 <w:szCs w:val="18"/>
               </w:rPr>
-              <w:t xml:space="preserve">The mkokoteni started from rest on the Limuru escarpment and accelerated continuously. Witnesses said it became dangerously fast within seconds. We knew from Lesson 1 that acceleration means a constant change in velocity, but we could not yet put exact numbers to it.</w:t>
+              <w:t xml:space="preserve">The mkokoteni started from rest on the Limuru escarpment and accelerated continuously. Witnesses said it became dangerously fast within seconds. We knew from Lesson 1 that acceleration means the rate of change of velocity, but we could not yet put exact numbers to it.</w:t>
             </w:r>
           </w:p>
         </w:tc>
@@ -1795,7 +1795,7 @@
         </w:rPr>
         <w:t xml:space="preserve">© 2026 SeaVuria and ARES. This work is licensed under a </w:t>
       </w:r>
-      <w:hyperlink w:history="1" r:id="rIdnadbmmpfq2f-evsjzv3jf">
+      <w:hyperlink w:history="1" r:id="rIdk_8y3n1-lhz4zt1anf-6w">
         <w:r>
           <w:rPr>
             <w:rFonts w:ascii="Arial" w:cs="Arial" w:eastAsia="Arial" w:hAnsi="Arial"/>
@@ -1815,7 +1815,7 @@
         </w:rPr>
         <w:t xml:space="preserve"> (</w:t>
       </w:r>
-      <w:hyperlink w:history="1" r:id="rIdyrmpun7fzqfbsdjksxhyf">
+      <w:hyperlink w:history="1" r:id="rIdcromovj7ujkiganvybaun">
         <w:r>
           <w:rPr>
             <w:rFonts w:ascii="Arial" w:cs="Arial" w:eastAsia="Arial" w:hAnsi="Arial"/>
@@ -1835,7 +1835,7 @@
         </w:rPr>
         <w:t xml:space="preserve">). To view a copy of this license, visit </w:t>
       </w:r>
-      <w:hyperlink w:history="1" r:id="rIdzqw9szw0lkce-xxfmtz9w">
+      <w:hyperlink w:history="1" r:id="rIdp3czxw9ltkubceg7maxah">
         <w:r>
           <w:rPr>
             <w:rFonts w:ascii="Arial" w:cs="Arial" w:eastAsia="Arial" w:hAnsi="Arial"/>

--- a/data/outputs/v2/General_Science/SS3.2_Linear_Motion/General_Science_Linear_Motion_SummaryTable.docx
+++ b/data/outputs/v2/General_Science/SS3.2_Linear_Motion/General_Science_Linear_Motion_SummaryTable.docx
@@ -532,7 +532,7 @@
                 <w:sz w:val="18"/>
                 <w:szCs w:val="18"/>
               </w:rPr>
-              <w:t xml:space="preserve">Anchoring Phenomenon &amp; Motion Vocabulary: Why Does the Mkokoteni Keep Getting Faster?</w:t>
+              <w:t xml:space="preserve">The Runaway Mkokoteni: Why Does It Keep Getting Faster?</w:t>
             </w:r>
           </w:p>
         </w:tc>
@@ -564,7 +564,7 @@
                 <w:sz w:val="18"/>
                 <w:szCs w:val="18"/>
               </w:rPr>
-              <w:t xml:space="preserve">A video clip of a runaway vehicle accelerating freely down a steep Kenyan escarpment road, showing continuous increase in speed with no engine or external push; sticky-note puzzles generated by student groups about the cause of the increasing speed.</w:t>
+              <w:t xml:space="preserve">We watched or studied a runaway mkokoteni (300 kg loaded with maize) released from rest on the Limuru-Nairobi escarpment road. It started slowly, then went much faster, and crashed into a parked lorry after 100 m in about 10 s. The gaps between its positions grew each second, and its average speed was 10 m/s.</w:t>
             </w:r>
           </w:p>
         </w:tc>
@@ -596,7 +596,7 @@
                 <w:sz w:val="18"/>
                 <w:szCs w:val="18"/>
               </w:rPr>
-              <w:t xml:space="preserve">The five key terms of linear motion — distance, displacement, speed, velocity, and acceleration — and their differences, anchored in the mkokoteni scenario and Kenyan athletics examples (Faith Kipyegon, Nyayo Stadium, Nairobi–Mombasa matatu). Students learned that the mkokoteni's continuous speed increase is called acceleration, and that gravity is the likely cause.</w:t>
+              <w:t xml:space="preserve">Distance is total path length (scalar, m); displacement is the straight-line change in position with direction (vector, m). Speed is distance/time (scalar); velocity is displacement/time (vector). Acceleration is change in velocity per unit time (m/s²). A 400 m lap has distance 400 m but displacement 0 m. The cart's velocity rises by 2 m/s every second, so it accelerates at 2 m/s².</w:t>
             </w:r>
           </w:p>
         </w:tc>
@@ -628,7 +628,7 @@
                 <w:sz w:val="18"/>
                 <w:szCs w:val="18"/>
               </w:rPr>
-              <w:t xml:space="preserve">Students cannot yet explain WHY gravity causes a constant, predictable acceleration, nor can they calculate how fast or how far the mkokoteni will travel at any given time. These gaps — captured in the DQB and in the Initial Model sentence starters — form the questions that Lessons 2–6 will answer through equations of linear motion and the concept of free fall.</w:t>
+              <w:t xml:space="preserve">The cart has no engine and no one pushing it, yet it keeps getting faster because gravity pulls it down the slope all the time, so its velocity increases steadily from zero. It starts slowly because its velocity begins at zero. We still need mathematics (the equations of linear motion) to predict exactly how fast and how far it travels, which we will build in the next lessons.</w:t>
             </w:r>
           </w:p>
         </w:tc>
@@ -681,7 +681,7 @@
                 <w:sz w:val="18"/>
                 <w:szCs w:val="18"/>
               </w:rPr>
-              <w:t xml:space="preserve">Equations of Linear Motion (Part 1): Giving the Mkokoteni a Formula</w:t>
+              <w:t xml:space="preserve">Equations of Linear Motion: Choosing the Right Equation</w:t>
             </w:r>
           </w:p>
         </w:tc>
@@ -713,7 +713,7 @@
                 <w:sz w:val="18"/>
                 <w:szCs w:val="18"/>
               </w:rPr>
-              <w:t xml:space="preserve">The mkokoteni started from rest on the Limuru escarpment and accelerated continuously. Witnesses said it became dangerously fast within seconds. We knew from Lesson 1 that acceleration means the rate of change of velocity, but we could not yet put exact numbers to it.</w:t>
+              <w:t xml:space="preserve">What did we observe or work out today? (Examples: the matatu on Thika Road reaches v = 12 m/s and s = 48 m after 8 s; the mkokoteni table for t = 1 to 5 s gives v = 2, 4, 6, 8, 10 m/s and s = 1, 4, 9, 16, 25 m.)</w:t>
             </w:r>
           </w:p>
         </w:tc>
@@ -745,7 +745,7 @@
                 <w:sz w:val="18"/>
                 <w:szCs w:val="18"/>
               </w:rPr>
-              <w:t xml:space="preserve">There are four equations of linear motion that apply whenever acceleration is constant. The five variables are u (initial velocity), v (final velocity), a (acceleration), s (displacement), and t (time). We select the equation that matches the three variables we know and the one we want to find. The mkokoteni starting from rest means u = 0, which simplifies the calculations.</w:t>
+              <w:t xml:space="preserve">What did we learn about the equations of linear motion? (Include the five variables u, v, a, s, t with units, the four equations, and the rule for choosing: list the knowns and the unknown, then pick the equation that has exactly those four variables.)</w:t>
             </w:r>
           </w:p>
         </w:tc>
@@ -777,7 +777,7 @@
                 <w:sz w:val="18"/>
                 <w:szCs w:val="18"/>
               </w:rPr>
-              <w:t xml:space="preserve">Using v = u + at we calculated that a mkokoteni starting from rest with an acceleration of 2 m/s squared reaches 12 m/s after just 6 seconds — fast enough to be lethal. Using s = ut + half at squared we found it had already rolled 36 m by that point. This gives us the first mathematical evidence toward answering the driving question: we CAN predict how fast and how far the cart travels, as long as we know the acceleration. The remaining puzzle is: what is the exact value of gravitational acceleration — and we will investigate that in Lesson 4.</w:t>
+              <w:t xml:space="preserve">How does this help explain the driving question? (Use the cart's constant acceleration of 2 m/s² to explain why the velocity rises by 2 m/s every second, why the cart felt sudden, and how the equations let us predict its speed and distance at any moment.)</w:t>
             </w:r>
           </w:p>
         </w:tc>
@@ -830,7 +830,7 @@
                 <w:sz w:val="18"/>
                 <w:szCs w:val="18"/>
               </w:rPr>
-              <w:t xml:space="preserve">Equations of Linear Motion — Part 2: Problem Solving</w:t>
+              <w:t xml:space="preserve">Problem Solving with the Equations of Linear Motion: Slowing Down and Going Upward</w:t>
             </w:r>
           </w:p>
         </w:tc>
@@ -862,7 +862,7 @@
                 <w:sz w:val="18"/>
                 <w:szCs w:val="18"/>
               </w:rPr>
-              <w:t xml:space="preserve">Students observed three worked problem contexts — a Rift Valley athlete accelerating, a boda-boda decelerating before a Nairobi police check-point, and a ball thrown upward from a Mombasa rooftop — and observed peer groups presenting full solutions on the board, including cases where deceleration was treated as negative acceleration and where vertical free-fall problems required careful sign conventions.</w:t>
+              <w:t xml:space="preserve">We solved the Problem Set. The Rift Valley runner reached 10 m/s after 2.5 s and covered 12.5 m. The boda-boda travelling at 15 m/s with a = -3 m/s² stopped after 5 s and 37.5 m. The ball thrown upward at 15 m/s from the 20 m Mombasa rooftop rose 11.25 m more in 1.5 s (31.25 m above the ground), reached the ground at t = 4 s and hit it at -25 m/s (25 m/s downward).</w:t>
             </w:r>
           </w:p>
         </w:tc>
@@ -894,7 +894,7 @@
                 <w:sz w:val="18"/>
                 <w:szCs w:val="18"/>
               </w:rPr>
-              <w:t xml:space="preserve">Students learned how to systematically identify GIVEN and FIND quantities before selecting an equation; that the four equations of linear motion can predict speed, distance, and time for any constant-acceleration scenario; that deceleration is negative acceleration and free-fall uses g = 10 m/s² downward; and that the runaway mkokoteni reaches approximately 20 m/s after only 8 seconds from rest, covering 80 m — making it lethally fast before it even reaches the base of the Limuru escarpment.</w:t>
+              <w:t xml:space="preserve">We learned to pick a positive direction first, list the knowns with signs, and choose the equation that has the unknown. Slowing down gives a negative a (opposite sign to v). For a ball thrown upward, a = -10 m/s² all the time, even at the top, where v = 0. The same equations work for speeding up, slowing down and vertical motion, just like for Mzee Kamau's mkokoteni (a = +2.0 m/s² down the slope).</w:t>
             </w:r>
           </w:p>
         </w:tc>
@@ -926,7 +926,7 @@
                 <w:sz w:val="18"/>
                 <w:szCs w:val="18"/>
               </w:rPr>
-              <w:t xml:space="preserve">Students explained why the mkokoteni keeps accelerating without anyone pushing it (gravity provides a continuous unbalanced force down the slope), and used the equations v = u + at and s = ut + ½at² to produce the first fully quantitative predictions for the cart's speed and distance — directly answering the driving question's demand to predict 'exactly how fast and how far' the cart travels before crashing.</w:t>
+              <w:t xml:space="preserve">The mkokoteni keeps getting faster because its acceleration is in the same direction as its motion (a = +2.0 m/s² down the slope), so its velocity grows by 2 m/s every second. A braking boda-boda has a negative acceleration because it opposes the motion, so its velocity falls. Because acceleration is constant in each case, the equations of linear motion let us predict speed, distance and time at any moment, and a consistent sign convention is what makes these predictions correct.</w:t>
             </w:r>
           </w:p>
         </w:tc>
@@ -979,7 +979,7 @@
                 <w:sz w:val="18"/>
                 <w:szCs w:val="18"/>
               </w:rPr>
-              <w:t xml:space="preserve">Investigating Free Fall: Does Mass Matter? Dropping Objects from the Limuru Escarpment Height</w:t>
+              <w:t xml:space="preserve">Investigating Free Fall: Predict and Observe</w:t>
             </w:r>
           </w:p>
         </w:tc>
@@ -1011,7 +1011,7 @@
                 <w:sz w:val="18"/>
                 <w:szCs w:val="18"/>
               </w:rPr>
-              <w:t xml:space="preserve">We dropped a rubber bung, a crumpled paper ball and a small stone from exactly 2 m. In every trial where we dropped two objects simultaneously, they hit the ground at the same time — even though they had different masses. We timed individual drops and recorded the height and fall time.</w:t>
+              <w:t xml:space="preserve">We dropped a rubber bung, a stone and a crumpled paper ball from 2.0 m. Mean fall times were 0.63 s, 0.64 s and 0.65 s (class mean 0.64 s), almost the same although the masses were very different. A flat sheet of paper fell more slowly than the crumpled ball.</w:t>
             </w:r>
           </w:p>
         </w:tc>
@@ -1043,7 +1043,7 @@
                 <w:sz w:val="18"/>
                 <w:szCs w:val="18"/>
               </w:rPr>
-              <w:t xml:space="preserve">Using h = ½gt², we calculated g from our experimental data and found a class average close to 9.8 m/s². This confirms that gravity gives ALL falling objects the same acceleration regardless of mass. After 3 seconds of free fall (or free rolling with no friction), the mkokoteni would be travelling at approximately 29.4 m/s — a speed that explains why witnesses described it as dangerously fast within seconds.</w:t>
+              <w:t xml:space="preserve">When air resistance is negligible, all objects fall with the same acceleration due to gravity, regardless of mass. Using s = ½at² with u = 0, g = 2h/t² = 4/0.64² = 9.8 m/s², and we use g = 10 m/s² in calculations. Differences are within reaction-time error.</w:t>
             </w:r>
           </w:p>
         </w:tc>
@@ -1075,7 +1075,7 @@
                 <w:sz w:val="18"/>
                 <w:szCs w:val="18"/>
               </w:rPr>
-              <w:t xml:space="preserve">Gravity exerts a downward force (weight, W = mg) on every object. Although a heavier mkokoteni experiences a greater gravitational force, it also has more mass to accelerate. The two effects cancel exactly (a = F/m = mg/m = g), so every object — light mango or heavy cart — accelerates downward at the same rate of 9.8 m/s². This constant acceleration is why the mkokoteni's speed increases by 9.8 m/s every second, even with no engine and no one pushing it.</w:t>
+              <w:t xml:space="preserve">Gravity pulls on the mkokoteni all the time, so it keeps getting faster, and free fall shows what gravity does on a vertical path: every second adds about 10 m/s to the speed of any object. The cart on the escarpment is not in free fall, so its acceleration is smaller than g (to be investigated in Lesson 5), but the same equations apply to predict its speed and distance.</w:t>
             </w:r>
           </w:p>
         </w:tc>
@@ -1128,7 +1128,7 @@
                 <w:sz w:val="18"/>
                 <w:szCs w:val="18"/>
               </w:rPr>
-              <w:t xml:space="preserve">Freely Falling Bodies — Explain &amp; Calculate: Using g to Predict the Mkokoteni's Speed and Distance</w:t>
+              <w:t xml:space="preserve">Freely Falling Bodies: Explain and Calculate</w:t>
             </w:r>
           </w:p>
         </w:tc>
@@ -1160,7 +1160,7 @@
                 <w:sz w:val="18"/>
                 <w:szCs w:val="18"/>
               </w:rPr>
-              <w:t xml:space="preserve">Students verified g ≈ 10 m/s² using their own Lesson 4 drop data, confirming that the mkokoteni on the Limuru escarpment and a mango falling from a tree in Kisumu experience the same gravitational acceleration.</w:t>
+              <w:t xml:space="preserve">What did we observe and calculate today? (Include: the mango from the 5 m branch takes t = 1 s and lands at v = 10 m/s; an object hitting the ground at 30 m/s was dropped from 45 m and fell for 3 s; the cart at s = 25 m has v = 10 m/s after t = 5 s; a 20 m free fall takes 2 s and gives 20 m/s while the cart takes 10 s for the same 20 m/s.)</w:t>
             </w:r>
           </w:p>
         </w:tc>
@@ -1192,7 +1192,7 @@
                 <w:sz w:val="18"/>
                 <w:szCs w:val="18"/>
               </w:rPr>
-              <w:t xml:space="preserve">When a body is released from rest (u = 0) under gravity (a = g = 10 m/s²), its motion is fully described by three simplified equations: v = at (speed after time t); s = ½at² (distance after time t); v² = 2as (speed after distance s). Applying these equations shows that the mkokoteni reaches approximately 50 m/s (180 km/h) after only 5 seconds — far beyond any safe road speed — explaining why witnesses described it as becoming dangerously fast within seconds.</w:t>
+              <w:t xml:space="preserve">What did we learn? (Include: with u = 0 and a = g = 10 m/s², the equations of linear motion predict time, speed and height for freely falling bodies; mass does not change the acceleration; the mkokoteni is not in free fall because on the slope its acceleration is g x 0.2 = 2 m/s²; free fall is the extreme case of a vertical slope.)</w:t>
             </w:r>
           </w:p>
         </w:tc>
@@ -1224,7 +1224,7 @@
                 <w:sz w:val="18"/>
                 <w:szCs w:val="18"/>
               </w:rPr>
-              <w:t xml:space="preserve">Gravity is an unbalanced force that continuously accelerates any object released from rest on a slope or in free fall. Because the force never stops acting, speed increases every second by g ≈ 10 m/s², making the mkokoteni's acceleration inevitable without an engine. The three equations of linear motion transform this physical insight into precise, testable predictions — answering the driving question: we CAN predict exactly how fast and how far the cart will travel before it crashes.</w:t>
+              <w:t xml:space="preserve">How can we now explain the phenomenon? (Include: the cart keeps getting faster because gravity pulls it down the slope all the time, so its velocity rises by 2 m/s every second; it starts slowly because velocity begins at zero and feels sudden because distance grows as t²; the same equations predict 20 m/s (72 km/h) after 10 s and 100 m, and show why steep roads are dangerous.)</w:t>
             </w:r>
           </w:p>
         </w:tc>
@@ -1277,7 +1277,7 @@
                 <w:sz w:val="18"/>
                 <w:szCs w:val="18"/>
               </w:rPr>
-              <w:t xml:space="preserve">Applications, Road Safety &amp; Real-Life Contexts of Linear Motion</w:t>
+              <w:t xml:space="preserve">Road Safety: Stopping Distance and Real-Life Applications of Linear Motion</w:t>
             </w:r>
           </w:p>
         </w:tc>
@@ -1309,7 +1309,7 @@
                 <w:sz w:val="18"/>
                 <w:szCs w:val="18"/>
               </w:rPr>
-              <w:t xml:space="preserve">Students calculated braking distances for a matatu at 30 km/h, 60 km/h, and 90 km/h on Mombasa Road using v² = u² + 2as, graphed speed vs. braking distance (observing a non-linear/quadratic curve), and examined an NTSA evidence card showing a warning sign on the Kinangop descent alongside a statistic that 60% of fatal crashes on Kenyan roads involve excessive speed on slopes.</w:t>
+              <w:t xml:space="preserve">We observed that a matatu on Mombasa Road needs a longer total stopping distance as speed rises: on a dry road 20 m at 10 m/s (36 km/h), 60 m at 20 m/s (72 km/h) and 120 m at 30 m/s (108 km/h). The braking distances (10 m, 40 m, 90 m dry; 20 m, 80 m, 180 m wet) grew much faster than the speed.</w:t>
             </w:r>
           </w:p>
         </w:tc>
@@ -1341,7 +1341,7 @@
                 <w:sz w:val="18"/>
                 <w:szCs w:val="18"/>
               </w:rPr>
-              <w:t xml:space="preserve">Braking distance is proportional to the square of initial speed (s = u²/2a when v = 0), meaning that tripling speed increases stopping distance nine times — the same quadratic relationship that governs how fast the mkokoteni built up dangerous speed on the Limuru escarpment. NTSA road-safety guidelines and steep-road warning signs are direct policy applications of this physics. The three kinematic equations apply equally to the mkokoteni, a braking matatu, an SGR train, a falling construction object, and an athlete's run-up.</w:t>
+              <w:t xml:space="preserve">We learned that stopping distance = reaction distance + braking distance. Reaction distance is speed x reaction time (1.0 s), while braking distance comes from v² = u² + 2as with v = 0, which gives u²/2|a|. So doubling the speed multiplies braking distance by 4 and tripling it multiplies it by 9, and a wet road (a = 2.5 m/s²) doubles the braking distance.</w:t>
             </w:r>
           </w:p>
         </w:tc>
@@ -1373,7 +1373,7 @@
                 <w:sz w:val="18"/>
                 <w:szCs w:val="18"/>
               </w:rPr>
-              <w:t xml:space="preserve">Because braking distance grows as the square of speed (not linearly), small increases in vehicle speed produce disproportionately large increases in stopping distance — exactly as gravity produced a disproportionately dangerous speed increase in the runaway mkokoteni. The same three equations of linear motion (v = u + at; s = ut + ½at²; v² = u² + 2as) that let us predict the cart's speed at any moment also let engineers calculate safe following distances, set speed limits on escarpment roads, schedule SGR trains, and design construction-site safety protocols — demonstrating that mathematics is a universal, life-saving tool.</w:t>
+              <w:t xml:space="preserve">We can explain that the runaway mkokoteni reaches 20 m/s (72 km/h) with no brakes and hits the lorry, while a matatu travelling at the same speed on a dry road needs 60 m to stop. Because braking distance depends on the square of speed, steep roads such as the Kinangop descent need warning signs and slow, early braking, and NTSA rules on speed and safe distance save lives. The same equations of linear motion that predict the cart's speed and distance also predict how far a vehicle needs to stop.</w:t>
             </w:r>
           </w:p>
         </w:tc>
@@ -1426,7 +1426,7 @@
                 <w:sz w:val="18"/>
                 <w:szCs w:val="18"/>
               </w:rPr>
-              <w:t xml:space="preserve">Group Presentations and Collaborative Model Building</w:t>
+              <w:t xml:space="preserve">Group Presentations and Building the Class Model: The Mkokoteni's Velocity-Time Graph</w:t>
             </w:r>
           </w:p>
         </w:tc>
@@ -1458,7 +1458,7 @@
                 <w:sz w:val="18"/>
                 <w:szCs w:val="18"/>
               </w:rPr>
-              <w:t xml:space="preserve">Students wrote individual journal predictions estimating the largest acceleration among their classmates researched applications, citing numerical values and equations of motion. Each group then delivered a 3-minute presentation on a real-life linear motion application — including contexts such as SGR train scheduling, pole-vaulting, and construction falling-object safety — while the rest of the class recorded the application name, the equation or equations used, and the connection to the mkokoteni in a three-column listening frame. The teacher cold-called two members per group for follow-up questions, and students physically sorted the Driving Question Board cards from Lessons 1 to 6 into answered and still-investigating columns, annotating each card with the lesson that provided the evidence.</w:t>
+              <w:t xml:space="preserve">What did we observe about the mkokoteni's motion from the table and graph? (For example: velocity rises by 2 m/s every second, giving a straight line through the origin on the v-t graph; distance grows as t², with s = 25 m at 5 s but 100 m at 10 s; the cart hits the lorry at 20 m/s, or 72 km/h.) What did you observe in the group presentations about linear motion in real life?</w:t>
             </w:r>
           </w:p>
         </w:tc>
@@ -1490,7 +1490,7 @@
                 <w:sz w:val="18"/>
                 <w:szCs w:val="18"/>
               </w:rPr>
-              <w:t xml:space="preserve">The class established that every application presented — whether an SGR train accelerating along a scheduled route, a pole-vaulter building speed during a run-up, or a concrete block falling on a construction site — can be fully described using the same five variables (u, v, a, s, t) and the same four equations of linear motion studied earlier in this unit. Students consolidated the understanding that gravitational acceleration g is the single unifying constant linking free fall, the mkokoteni on the escarpment, and all real-world falling or decelerating scenarios. A collaboratively built, wall-sized annotated model of the mkokoteni descending the Limuru escarpment brought all sub-strand concepts together in one place: distance markers, proportionally scaled velocity arrows labelled with calculated v values, the symbol g, braking-distance annotations, and safety mitigation arrows showing where intervention could prevent a crash.</w:t>
+              <w:t xml:space="preserve">What did we learn today? (For example: the gradient of a velocity-time graph is acceleration (2 m/s²); the area under it is displacement (1/2 x 10 x 20 = 100 m); a constant acceleration gives a straight line; the s-t graph is a curve; free fall is the same physics with a = g = 10 m/s²; stopping distance rises sharply with speed.)</w:t>
             </w:r>
           </w:p>
         </w:tc>
@@ -1522,7 +1522,7 @@
                 <w:sz w:val="18"/>
                 <w:szCs w:val="18"/>
               </w:rPr>
-              <w:t xml:space="preserve">Pooling evidence from all group presentations and from lessons studied earlier in this unit, the class could now show on a single visual model exactly why the runaway mkokoteni on the Limuru escarpment keeps getting faster: gravity provides a constant unresisted acceleration, so velocity grows continuously with every metre the cart travels downhill, precisely as the growing arrows on the model demonstrate. The annotated distance markers at 0 m, 50 m, 100 m, and 200 m gave concrete, calculated evidence that the cart reaches a dangerously high speed long before any obstacle, directly answering the first part of the driving question. The safety mitigation arrows added to the model linked back to the road-safety discussion from the lesson studied immediately before this one, showing that understanding the mathematics of constant acceleration is not merely academic — it is what makes it possible to predict, and therefore prevent, a crash like the one that opened the unit.</w:t>
+              <w:t xml:space="preserve">How do we now explain the driving question? (For example: gravity pulls the mkokoteni down the slope all the time, giving a constant acceleration of a = g x 0.2 = 2.0 m/s², so its velocity keeps rising from 0 to 20 m/s in 10 s; it starts slowly because it starts from rest and feels sudden because distance grows as t²; the equations of linear motion and the v-t graph let us predict speed and distance at any moment, and they show why higher speeds need much longer stopping distances.)</w:t>
             </w:r>
           </w:p>
         </w:tc>
@@ -1575,7 +1575,7 @@
                 <w:sz w:val="18"/>
                 <w:szCs w:val="18"/>
               </w:rPr>
-              <w:t xml:space="preserve">Consolidation, DQB Completion &amp; Final Explanation — The Mkokoteni Mystery Solved</w:t>
+              <w:t xml:space="preserve">Consolidation, DQB Review and Final Explanation: Why the Mkokoteni Keeps Getting Faster and How We Predict It</w:t>
             </w:r>
           </w:p>
         </w:tc>
@@ -1607,7 +1607,7 @@
                 <w:sz w:val="18"/>
                 <w:szCs w:val="18"/>
               </w:rPr>
-              <w:t xml:space="preserve">Students re-watched the mkokoteni video clip and individually completed a six-problem structured assessment covering all four equations of linear motion and free fall, set within the contexts of the Limuru escarpment cart, a Kenyan sprinter at Nyayo Stadium, and a falling mango in Kisumu.</w:t>
+              <w:t xml:space="preserve">We observed that the mkokoteni released from rest on the Limuru-Nairobi escarpment slope speeds up steadily: 0 m/s at 0 s, 4 m/s at 2 s, 10 m/s at 5 s and 20 m/s (72 km/h) at 10 s after 100 m. We observed that a mango dropped from a 5 m branch reaches 10 m/s after 1 s, and that objects dropped from 2.0 m took about 0.64 s regardless of what they were.</w:t>
             </w:r>
           </w:p>
         </w:tc>
@@ -1639,7 +1639,7 @@
                 <w:sz w:val="18"/>
                 <w:szCs w:val="18"/>
               </w:rPr>
-              <w:t xml:space="preserve">Gravity provides a constant unbalanced force on the mkokoteni, producing constant acceleration (a ≈ 3 m/s²). This means speed increases linearly with time (v = u + at) and distance increases as the square of time (s = ut + ½at²). Using v² = u² + 2as, students confirmed that the cart reached approximately 40 m/s (144 km/h) at the crash point — consistent with witness accounts. Free fall (g = 10 m/s²) is the limiting case of this same gravitational acceleration when no slope component or friction is present. All four equations are mathematically equivalent tools for predicting motion under constant acceleration.</w:t>
+              <w:t xml:space="preserve">We learned that velocity increases by 2 m/s every second because the cart has a constant acceleration of 2.0 m/s² (g x 0.2), caused by gravity pulling it down the slope all the time. We learned the four equations of linear motion, how to choose the right one by listing knowns and the unknown, and that on a velocity-time graph the gradient is the acceleration and the area is the displacement. We learned that free fall is the same motion with a = g = 10 m/s² on a vertical path.</w:t>
             </w:r>
           </w:p>
         </w:tc>
@@ -1671,7 +1671,7 @@
                 <w:sz w:val="18"/>
                 <w:szCs w:val="18"/>
               </w:rPr>
-              <w:t xml:space="preserve">The mkokoteni kept accelerating because gravity — an invisible but constant force — continuously transferred energy to the cart throughout its descent, producing a uniform acceleration of approximately 3 m/s². The equations of linear motion are not arbitrary formulas but precise mathematical descriptions of this physical reality, enabling anyone — engineer, driver, or student — to predict the cart's exact speed and position at every moment of its descent, and therefore to design evidence-based safety interventions such as crash barriers placed at calculated distances along the Limuru–Nairobi escarpment road.</w:t>
+              <w:t xml:space="preserve">The mkokoteni keeps getting faster even with no one pushing because gravity acts on it down the slope all the time, giving a constant acceleration of 2.0 m/s². It starts slowly because its velocity begins at 0 m/s, and the crash feels sudden because the distance grows as t² (25 m by 5 s but 100 m by 10 s). Using v = u + at, s = ut + ½at² and v² = u² + 2as we can predict that it reaches 20 m/s (72 km/h) after 100 m and 10 s. In a 20 m free fall the same 20 m/s is reached in just 2 s, because the slope gives the cart only 0.2 of g. This is why high speeds need much longer stopping distances and why road-safety rules on steep roads matter.</w:t>
             </w:r>
           </w:p>
         </w:tc>
@@ -1795,7 +1795,7 @@
         </w:rPr>
         <w:t xml:space="preserve">© 2026 SeaVuria and ARES. This work is licensed under a </w:t>
       </w:r>
-      <w:hyperlink w:history="1" r:id="rIdk_8y3n1-lhz4zt1anf-6w">
+      <w:hyperlink w:history="1" r:id="rIdtzq-mj7bi_j9fqc5o9dcj">
         <w:r>
           <w:rPr>
             <w:rFonts w:ascii="Arial" w:cs="Arial" w:eastAsia="Arial" w:hAnsi="Arial"/>
@@ -1815,7 +1815,7 @@
         </w:rPr>
         <w:t xml:space="preserve"> (</w:t>
       </w:r>
-      <w:hyperlink w:history="1" r:id="rIdcromovj7ujkiganvybaun">
+      <w:hyperlink w:history="1" r:id="rIdmif_ayxbzzhzh3hjlcas4">
         <w:r>
           <w:rPr>
             <w:rFonts w:ascii="Arial" w:cs="Arial" w:eastAsia="Arial" w:hAnsi="Arial"/>
@@ -1835,7 +1835,7 @@
         </w:rPr>
         <w:t xml:space="preserve">). To view a copy of this license, visit </w:t>
       </w:r>
-      <w:hyperlink w:history="1" r:id="rIdp3czxw9ltkubceg7maxah">
+      <w:hyperlink w:history="1" r:id="rIdjmpnrhj0ajs0klao7id6c">
         <w:r>
           <w:rPr>
             <w:rFonts w:ascii="Arial" w:cs="Arial" w:eastAsia="Arial" w:hAnsi="Arial"/>

--- a/data/outputs/v2/General_Science/SS3.2_Linear_Motion/General_Science_Linear_Motion_SummaryTable.docx
+++ b/data/outputs/v2/General_Science/SS3.2_Linear_Motion/General_Science_Linear_Motion_SummaryTable.docx
@@ -4,6 +4,7 @@
   <w:body>
     <w:p>
       <w:pPr>
+        <w:keepNext w:val="false"/>
         <w:spacing w:after="30" w:before="0"/>
         <w:jc w:val="center"/>
       </w:pPr>
@@ -23,6 +24,7 @@
     </w:p>
     <w:p>
       <w:pPr>
+        <w:keepNext w:val="false"/>
         <w:spacing w:after="60" w:before="0"/>
         <w:jc w:val="center"/>
       </w:pPr>
@@ -81,6 +83,7 @@
           </w:tcPr>
           <w:p>
             <w:pPr>
+              <w:keepNext w:val="false"/>
               <w:spacing w:after="40" w:before="0"/>
               <w:jc w:val="center"/>
             </w:pPr>
@@ -115,6 +118,7 @@
           </w:tcPr>
           <w:p>
             <w:pPr>
+              <w:keepNext w:val="false"/>
               <w:spacing w:after="40" w:before="0"/>
               <w:jc w:val="left"/>
             </w:pPr>
@@ -147,6 +151,7 @@
           </w:tcPr>
           <w:p>
             <w:pPr>
+              <w:keepNext w:val="false"/>
               <w:spacing w:after="40" w:before="0"/>
               <w:jc w:val="left"/>
             </w:pPr>
@@ -181,6 +186,7 @@
           </w:tcPr>
           <w:p>
             <w:pPr>
+              <w:keepNext w:val="false"/>
               <w:spacing w:after="40" w:before="0"/>
               <w:jc w:val="left"/>
             </w:pPr>
@@ -213,6 +219,7 @@
           </w:tcPr>
           <w:p>
             <w:pPr>
+              <w:keepNext w:val="false"/>
               <w:spacing w:after="40" w:before="0"/>
               <w:jc w:val="left"/>
             </w:pPr>
@@ -273,6 +280,7 @@
           </w:tcPr>
           <w:p>
             <w:pPr>
+              <w:keepNext w:val="false"/>
               <w:spacing w:after="40" w:before="0"/>
               <w:jc w:val="center"/>
             </w:pPr>
@@ -307,6 +315,7 @@
           </w:tcPr>
           <w:p>
             <w:pPr>
+              <w:keepNext w:val="false"/>
               <w:spacing w:after="40" w:before="0"/>
               <w:jc w:val="left"/>
             </w:pPr>
@@ -369,6 +378,7 @@
           </w:tcPr>
           <w:p>
             <w:pPr>
+              <w:keepNext w:val="false"/>
               <w:spacing w:after="40" w:before="0"/>
               <w:jc w:val="left"/>
             </w:pPr>
@@ -401,6 +411,7 @@
           </w:tcPr>
           <w:p>
             <w:pPr>
+              <w:keepNext w:val="false"/>
               <w:spacing w:after="40" w:before="0"/>
               <w:jc w:val="left"/>
             </w:pPr>
@@ -433,6 +444,7 @@
           </w:tcPr>
           <w:p>
             <w:pPr>
+              <w:keepNext w:val="false"/>
               <w:spacing w:after="40" w:before="0"/>
               <w:jc w:val="left"/>
             </w:pPr>
@@ -465,6 +477,7 @@
           </w:tcPr>
           <w:p>
             <w:pPr>
+              <w:keepNext w:val="false"/>
               <w:spacing w:after="40" w:before="0"/>
               <w:jc w:val="left"/>
             </w:pPr>
@@ -499,6 +512,7 @@
           </w:tcPr>
           <w:p>
             <w:pPr>
+              <w:keepNext w:val="false"/>
               <w:spacing w:after="40" w:before="0"/>
               <w:jc w:val="left"/>
             </w:pPr>
@@ -518,6 +532,7 @@
           </w:p>
           <w:p>
             <w:pPr>
+              <w:keepNext w:val="false"/>
               <w:spacing w:after="40" w:before="0"/>
               <w:jc w:val="left"/>
             </w:pPr>
@@ -550,6 +565,7 @@
           </w:tcPr>
           <w:p>
             <w:pPr>
+              <w:keepNext w:val="false"/>
               <w:spacing w:after="40" w:before="0"/>
               <w:jc w:val="left"/>
             </w:pPr>
@@ -582,6 +598,7 @@
           </w:tcPr>
           <w:p>
             <w:pPr>
+              <w:keepNext w:val="false"/>
               <w:spacing w:after="40" w:before="0"/>
               <w:jc w:val="left"/>
             </w:pPr>
@@ -614,6 +631,7 @@
           </w:tcPr>
           <w:p>
             <w:pPr>
+              <w:keepNext w:val="false"/>
               <w:spacing w:after="40" w:before="0"/>
               <w:jc w:val="left"/>
             </w:pPr>
@@ -648,6 +666,7 @@
           </w:tcPr>
           <w:p>
             <w:pPr>
+              <w:keepNext w:val="false"/>
               <w:spacing w:after="40" w:before="0"/>
               <w:jc w:val="left"/>
             </w:pPr>
@@ -667,6 +686,7 @@
           </w:p>
           <w:p>
             <w:pPr>
+              <w:keepNext w:val="false"/>
               <w:spacing w:after="40" w:before="0"/>
               <w:jc w:val="left"/>
             </w:pPr>
@@ -699,6 +719,7 @@
           </w:tcPr>
           <w:p>
             <w:pPr>
+              <w:keepNext w:val="false"/>
               <w:spacing w:after="40" w:before="0"/>
               <w:jc w:val="left"/>
             </w:pPr>
@@ -731,6 +752,7 @@
           </w:tcPr>
           <w:p>
             <w:pPr>
+              <w:keepNext w:val="false"/>
               <w:spacing w:after="40" w:before="0"/>
               <w:jc w:val="left"/>
             </w:pPr>
@@ -763,6 +785,7 @@
           </w:tcPr>
           <w:p>
             <w:pPr>
+              <w:keepNext w:val="false"/>
               <w:spacing w:after="40" w:before="0"/>
               <w:jc w:val="left"/>
             </w:pPr>
@@ -797,6 +820,7 @@
           </w:tcPr>
           <w:p>
             <w:pPr>
+              <w:keepNext w:val="false"/>
               <w:spacing w:after="40" w:before="0"/>
               <w:jc w:val="left"/>
             </w:pPr>
@@ -816,6 +840,7 @@
           </w:p>
           <w:p>
             <w:pPr>
+              <w:keepNext w:val="false"/>
               <w:spacing w:after="40" w:before="0"/>
               <w:jc w:val="left"/>
             </w:pPr>
@@ -848,6 +873,7 @@
           </w:tcPr>
           <w:p>
             <w:pPr>
+              <w:keepNext w:val="false"/>
               <w:spacing w:after="40" w:before="0"/>
               <w:jc w:val="left"/>
             </w:pPr>
@@ -880,6 +906,7 @@
           </w:tcPr>
           <w:p>
             <w:pPr>
+              <w:keepNext w:val="false"/>
               <w:spacing w:after="40" w:before="0"/>
               <w:jc w:val="left"/>
             </w:pPr>
@@ -912,6 +939,7 @@
           </w:tcPr>
           <w:p>
             <w:pPr>
+              <w:keepNext w:val="false"/>
               <w:spacing w:after="40" w:before="0"/>
               <w:jc w:val="left"/>
             </w:pPr>
@@ -946,6 +974,7 @@
           </w:tcPr>
           <w:p>
             <w:pPr>
+              <w:keepNext w:val="false"/>
               <w:spacing w:after="40" w:before="0"/>
               <w:jc w:val="left"/>
             </w:pPr>
@@ -965,6 +994,7 @@
           </w:p>
           <w:p>
             <w:pPr>
+              <w:keepNext w:val="false"/>
               <w:spacing w:after="40" w:before="0"/>
               <w:jc w:val="left"/>
             </w:pPr>
@@ -997,6 +1027,7 @@
           </w:tcPr>
           <w:p>
             <w:pPr>
+              <w:keepNext w:val="false"/>
               <w:spacing w:after="40" w:before="0"/>
               <w:jc w:val="left"/>
             </w:pPr>
@@ -1029,6 +1060,7 @@
           </w:tcPr>
           <w:p>
             <w:pPr>
+              <w:keepNext w:val="false"/>
               <w:spacing w:after="40" w:before="0"/>
               <w:jc w:val="left"/>
             </w:pPr>
@@ -1061,6 +1093,7 @@
           </w:tcPr>
           <w:p>
             <w:pPr>
+              <w:keepNext w:val="false"/>
               <w:spacing w:after="40" w:before="0"/>
               <w:jc w:val="left"/>
             </w:pPr>
@@ -1095,6 +1128,7 @@
           </w:tcPr>
           <w:p>
             <w:pPr>
+              <w:keepNext w:val="false"/>
               <w:spacing w:after="40" w:before="0"/>
               <w:jc w:val="left"/>
             </w:pPr>
@@ -1114,6 +1148,7 @@
           </w:p>
           <w:p>
             <w:pPr>
+              <w:keepNext w:val="false"/>
               <w:spacing w:after="40" w:before="0"/>
               <w:jc w:val="left"/>
             </w:pPr>
@@ -1146,6 +1181,7 @@
           </w:tcPr>
           <w:p>
             <w:pPr>
+              <w:keepNext w:val="false"/>
               <w:spacing w:after="40" w:before="0"/>
               <w:jc w:val="left"/>
             </w:pPr>
@@ -1178,6 +1214,7 @@
           </w:tcPr>
           <w:p>
             <w:pPr>
+              <w:keepNext w:val="false"/>
               <w:spacing w:after="40" w:before="0"/>
               <w:jc w:val="left"/>
             </w:pPr>
@@ -1210,6 +1247,7 @@
           </w:tcPr>
           <w:p>
             <w:pPr>
+              <w:keepNext w:val="false"/>
               <w:spacing w:after="40" w:before="0"/>
               <w:jc w:val="left"/>
             </w:pPr>
@@ -1244,6 +1282,7 @@
           </w:tcPr>
           <w:p>
             <w:pPr>
+              <w:keepNext w:val="false"/>
               <w:spacing w:after="40" w:before="0"/>
               <w:jc w:val="left"/>
             </w:pPr>
@@ -1263,6 +1302,7 @@
           </w:p>
           <w:p>
             <w:pPr>
+              <w:keepNext w:val="false"/>
               <w:spacing w:after="40" w:before="0"/>
               <w:jc w:val="left"/>
             </w:pPr>
@@ -1295,6 +1335,7 @@
           </w:tcPr>
           <w:p>
             <w:pPr>
+              <w:keepNext w:val="false"/>
               <w:spacing w:after="40" w:before="0"/>
               <w:jc w:val="left"/>
             </w:pPr>
@@ -1327,6 +1368,7 @@
           </w:tcPr>
           <w:p>
             <w:pPr>
+              <w:keepNext w:val="false"/>
               <w:spacing w:after="40" w:before="0"/>
               <w:jc w:val="left"/>
             </w:pPr>
@@ -1359,6 +1401,7 @@
           </w:tcPr>
           <w:p>
             <w:pPr>
+              <w:keepNext w:val="false"/>
               <w:spacing w:after="40" w:before="0"/>
               <w:jc w:val="left"/>
             </w:pPr>
@@ -1393,6 +1436,7 @@
           </w:tcPr>
           <w:p>
             <w:pPr>
+              <w:keepNext w:val="false"/>
               <w:spacing w:after="40" w:before="0"/>
               <w:jc w:val="left"/>
             </w:pPr>
@@ -1412,6 +1456,7 @@
           </w:p>
           <w:p>
             <w:pPr>
+              <w:keepNext w:val="false"/>
               <w:spacing w:after="40" w:before="0"/>
               <w:jc w:val="left"/>
             </w:pPr>
@@ -1444,6 +1489,7 @@
           </w:tcPr>
           <w:p>
             <w:pPr>
+              <w:keepNext w:val="false"/>
               <w:spacing w:after="40" w:before="0"/>
               <w:jc w:val="left"/>
             </w:pPr>
@@ -1476,6 +1522,7 @@
           </w:tcPr>
           <w:p>
             <w:pPr>
+              <w:keepNext w:val="false"/>
               <w:spacing w:after="40" w:before="0"/>
               <w:jc w:val="left"/>
             </w:pPr>
@@ -1508,6 +1555,7 @@
           </w:tcPr>
           <w:p>
             <w:pPr>
+              <w:keepNext w:val="false"/>
               <w:spacing w:after="40" w:before="0"/>
               <w:jc w:val="left"/>
             </w:pPr>
@@ -1542,6 +1590,7 @@
           </w:tcPr>
           <w:p>
             <w:pPr>
+              <w:keepNext w:val="false"/>
               <w:spacing w:after="40" w:before="0"/>
               <w:jc w:val="left"/>
             </w:pPr>
@@ -1561,6 +1610,7 @@
           </w:p>
           <w:p>
             <w:pPr>
+              <w:keepNext w:val="false"/>
               <w:spacing w:after="40" w:before="0"/>
               <w:jc w:val="left"/>
             </w:pPr>
@@ -1593,6 +1643,7 @@
           </w:tcPr>
           <w:p>
             <w:pPr>
+              <w:keepNext w:val="false"/>
               <w:spacing w:after="40" w:before="0"/>
               <w:jc w:val="left"/>
             </w:pPr>
@@ -1625,6 +1676,7 @@
           </w:tcPr>
           <w:p>
             <w:pPr>
+              <w:keepNext w:val="false"/>
               <w:spacing w:after="40" w:before="0"/>
               <w:jc w:val="left"/>
             </w:pPr>
@@ -1657,6 +1709,7 @@
           </w:tcPr>
           <w:p>
             <w:pPr>
+              <w:keepNext w:val="false"/>
               <w:spacing w:after="40" w:before="0"/>
               <w:jc w:val="left"/>
             </w:pPr>
@@ -1795,7 +1848,7 @@
         </w:rPr>
         <w:t xml:space="preserve">© 2026 SeaVuria and ARES. This work is licensed under a </w:t>
       </w:r>
-      <w:hyperlink w:history="1" r:id="rIdtzq-mj7bi_j9fqc5o9dcj">
+      <w:hyperlink w:history="1" r:id="rIdmetlnw634_tfguxfb_zgn">
         <w:r>
           <w:rPr>
             <w:rFonts w:ascii="Arial" w:cs="Arial" w:eastAsia="Arial" w:hAnsi="Arial"/>
@@ -1815,7 +1868,7 @@
         </w:rPr>
         <w:t xml:space="preserve"> (</w:t>
       </w:r>
-      <w:hyperlink w:history="1" r:id="rIdmif_ayxbzzhzh3hjlcas4">
+      <w:hyperlink w:history="1" r:id="rId29o-szxbbbzx7ve2i66ff">
         <w:r>
           <w:rPr>
             <w:rFonts w:ascii="Arial" w:cs="Arial" w:eastAsia="Arial" w:hAnsi="Arial"/>
@@ -1835,7 +1888,7 @@
         </w:rPr>
         <w:t xml:space="preserve">). To view a copy of this license, visit </w:t>
       </w:r>
-      <w:hyperlink w:history="1" r:id="rIdjmpnrhj0ajs0klao7id6c">
+      <w:hyperlink w:history="1" r:id="rIdniy8x7nyz-87yfmjgz7rl">
         <w:r>
           <w:rPr>
             <w:rFonts w:ascii="Arial" w:cs="Arial" w:eastAsia="Arial" w:hAnsi="Arial"/>

--- a/data/outputs/v2/General_Science/SS3.2_Linear_Motion/General_Science_Linear_Motion_SummaryTable.docx
+++ b/data/outputs/v2/General_Science/SS3.2_Linear_Motion/General_Science_Linear_Motion_SummaryTable.docx
@@ -1848,7 +1848,7 @@
         </w:rPr>
         <w:t xml:space="preserve">© 2026 SeaVuria and ARES. This work is licensed under a </w:t>
       </w:r>
-      <w:hyperlink w:history="1" r:id="rIdmetlnw634_tfguxfb_zgn">
+      <w:hyperlink w:history="1" r:id="rIdjcwtcssa0f5fo7kj2euto">
         <w:r>
           <w:rPr>
             <w:rFonts w:ascii="Arial" w:cs="Arial" w:eastAsia="Arial" w:hAnsi="Arial"/>
@@ -1868,7 +1868,7 @@
         </w:rPr>
         <w:t xml:space="preserve"> (</w:t>
       </w:r>
-      <w:hyperlink w:history="1" r:id="rId29o-szxbbbzx7ve2i66ff">
+      <w:hyperlink w:history="1" r:id="rId5nqhbtsrl9ex_7k0swgcd">
         <w:r>
           <w:rPr>
             <w:rFonts w:ascii="Arial" w:cs="Arial" w:eastAsia="Arial" w:hAnsi="Arial"/>
@@ -1888,7 +1888,7 @@
         </w:rPr>
         <w:t xml:space="preserve">). To view a copy of this license, visit </w:t>
       </w:r>
-      <w:hyperlink w:history="1" r:id="rIdniy8x7nyz-87yfmjgz7rl">
+      <w:hyperlink w:history="1" r:id="rIddhjbejwfdrvl7evg5hznj">
         <w:r>
           <w:rPr>
             <w:rFonts w:ascii="Arial" w:cs="Arial" w:eastAsia="Arial" w:hAnsi="Arial"/>
